--- a/Harmony_Project_Documentation.docx
+++ b/Harmony_Project_Documentation.docx
@@ -72,7 +72,7 @@
           <w:left w:w="10" w:type="dxa"/>
           <w:right w:w="10" w:type="dxa"/>
         </w:tblCellMar>
-        <w:tblLook w:val="0000" w:firstRow="0" w:lastRow="0" w:firstColumn="0" w:lastColumn="0" w:noHBand="0" w:noVBand="0"/>
+        <w:tblLook w:val="04A0" w:firstRow="1" w:lastRow="0" w:firstColumn="1" w:lastColumn="0" w:noHBand="0" w:noVBand="1"/>
       </w:tblPr>
       <w:tblGrid>
         <w:gridCol w:w="3000"/>
@@ -622,7 +622,7 @@
         <w:rPr>
           <w:color w:val="2B2B2B"/>
         </w:rPr>
-        <w:t>Harmony is an internal operations and AI workspace built for the team at 1702 Digital and Chord. It eliminates manual task tracking, reduces coordination overhead, and creates a single source of truth for all work across the Ops and Creative teams.</w:t>
+        <w:t>Harmony is an internal operations and AI workspace built for the 19-person team at 1702 Digital and Chord. It eliminates manual task tracking, reduces coordination overhead, and creates a single source of truth for all work across the Ops and Creative teams.</w:t>
       </w:r>
     </w:p>
     <w:p>
@@ -762,7 +762,7 @@
           <w:left w:w="10" w:type="dxa"/>
           <w:right w:w="10" w:type="dxa"/>
         </w:tblCellMar>
-        <w:tblLook w:val="0000" w:firstRow="0" w:lastRow="0" w:firstColumn="0" w:lastColumn="0" w:noHBand="0" w:noVBand="0"/>
+        <w:tblLook w:val="04A0" w:firstRow="1" w:lastRow="0" w:firstColumn="1" w:lastColumn="0" w:noHBand="0" w:noVBand="1"/>
       </w:tblPr>
       <w:tblGrid>
         <w:gridCol w:w="2500"/>
@@ -1179,7 +1179,7 @@
           <w:left w:w="10" w:type="dxa"/>
           <w:right w:w="10" w:type="dxa"/>
         </w:tblCellMar>
-        <w:tblLook w:val="0000" w:firstRow="0" w:lastRow="0" w:firstColumn="0" w:lastColumn="0" w:noHBand="0" w:noVBand="0"/>
+        <w:tblLook w:val="04A0" w:firstRow="1" w:lastRow="0" w:firstColumn="1" w:lastColumn="0" w:noHBand="0" w:noVBand="1"/>
       </w:tblPr>
       <w:tblGrid>
         <w:gridCol w:w="2200"/>
@@ -3596,7 +3596,7 @@
           <w:left w:w="10" w:type="dxa"/>
           <w:right w:w="10" w:type="dxa"/>
         </w:tblCellMar>
-        <w:tblLook w:val="0000" w:firstRow="0" w:lastRow="0" w:firstColumn="0" w:lastColumn="0" w:noHBand="0" w:noVBand="0"/>
+        <w:tblLook w:val="04A0" w:firstRow="1" w:lastRow="0" w:firstColumn="1" w:lastColumn="0" w:noHBand="0" w:noVBand="1"/>
       </w:tblPr>
       <w:tblGrid>
         <w:gridCol w:w="2000"/>
@@ -4729,7 +4729,7 @@
           <w:left w:w="10" w:type="dxa"/>
           <w:right w:w="10" w:type="dxa"/>
         </w:tblCellMar>
-        <w:tblLook w:val="0000" w:firstRow="0" w:lastRow="0" w:firstColumn="0" w:lastColumn="0" w:noHBand="0" w:noVBand="0"/>
+        <w:tblLook w:val="04A0" w:firstRow="1" w:lastRow="0" w:firstColumn="1" w:lastColumn="0" w:noHBand="0" w:noVBand="1"/>
       </w:tblPr>
       <w:tblGrid>
         <w:gridCol w:w="2000"/>
@@ -5605,7 +5605,7 @@
           <w:left w:w="10" w:type="dxa"/>
           <w:right w:w="10" w:type="dxa"/>
         </w:tblCellMar>
-        <w:tblLook w:val="0000" w:firstRow="0" w:lastRow="0" w:firstColumn="0" w:lastColumn="0" w:noHBand="0" w:noVBand="0"/>
+        <w:tblLook w:val="04A0" w:firstRow="1" w:lastRow="0" w:firstColumn="1" w:lastColumn="0" w:noHBand="0" w:noVBand="1"/>
       </w:tblPr>
       <w:tblGrid>
         <w:gridCol w:w="2500"/>
@@ -5813,7 +5813,7 @@
           <w:left w:w="10" w:type="dxa"/>
           <w:right w:w="10" w:type="dxa"/>
         </w:tblCellMar>
-        <w:tblLook w:val="0000" w:firstRow="0" w:lastRow="0" w:firstColumn="0" w:lastColumn="0" w:noHBand="0" w:noVBand="0"/>
+        <w:tblLook w:val="04A0" w:firstRow="1" w:lastRow="0" w:firstColumn="1" w:lastColumn="0" w:noHBand="0" w:noVBand="1"/>
       </w:tblPr>
       <w:tblGrid>
         <w:gridCol w:w="2000"/>
@@ -6506,7 +6506,7 @@
           <w:left w:w="10" w:type="dxa"/>
           <w:right w:w="10" w:type="dxa"/>
         </w:tblCellMar>
-        <w:tblLook w:val="0000" w:firstRow="0" w:lastRow="0" w:firstColumn="0" w:lastColumn="0" w:noHBand="0" w:noVBand="0"/>
+        <w:tblLook w:val="04A0" w:firstRow="1" w:lastRow="0" w:firstColumn="1" w:lastColumn="0" w:noHBand="0" w:noVBand="1"/>
       </w:tblPr>
       <w:tblGrid>
         <w:gridCol w:w="2750"/>
@@ -8553,7 +8553,7 @@
           <w:left w:w="10" w:type="dxa"/>
           <w:right w:w="10" w:type="dxa"/>
         </w:tblCellMar>
-        <w:tblLook w:val="0000" w:firstRow="0" w:lastRow="0" w:firstColumn="0" w:lastColumn="0" w:noHBand="0" w:noVBand="0"/>
+        <w:tblLook w:val="04A0" w:firstRow="1" w:lastRow="0" w:firstColumn="1" w:lastColumn="0" w:noHBand="0" w:noVBand="1"/>
       </w:tblPr>
       <w:tblGrid>
         <w:gridCol w:w="2000"/>
@@ -9094,7 +9094,7 @@
           <w:left w:w="10" w:type="dxa"/>
           <w:right w:w="10" w:type="dxa"/>
         </w:tblCellMar>
-        <w:tblLook w:val="0000" w:firstRow="0" w:lastRow="0" w:firstColumn="0" w:lastColumn="0" w:noHBand="0" w:noVBand="0"/>
+        <w:tblLook w:val="04A0" w:firstRow="1" w:lastRow="0" w:firstColumn="1" w:lastColumn="0" w:noHBand="0" w:noVBand="1"/>
       </w:tblPr>
       <w:tblGrid>
         <w:gridCol w:w="3875"/>
@@ -10416,7 +10416,7 @@
       </w:pPr>
       <w:r>
         <w:lastRenderedPageBreak/>
-        <w:t>8. Future Scope</w:t>
+        <w:t>8. User Flows</w:t>
       </w:r>
     </w:p>
     <w:p>
@@ -10424,7 +10424,7 @@
         <w:pStyle w:val="Heading2"/>
       </w:pPr>
       <w:r>
-        <w:t>8.1 Pending from Current Build</w:t>
+        <w:t>8.1 Team Lead — Morning Allocation</w:t>
       </w:r>
     </w:p>
     <w:tbl>
@@ -10442,7 +10442,3946 @@
           <w:left w:w="10" w:type="dxa"/>
           <w:right w:w="10" w:type="dxa"/>
         </w:tblCellMar>
-        <w:tblLook w:val="0000" w:firstRow="0" w:lastRow="0" w:firstColumn="0" w:lastColumn="0" w:noHBand="0" w:noVBand="0"/>
+        <w:tblLook w:val="04A0" w:firstRow="1" w:lastRow="0" w:firstColumn="1" w:lastColumn="0" w:noHBand="0" w:noVBand="1"/>
+      </w:tblPr>
+      <w:tblGrid>
+        <w:gridCol w:w="704"/>
+        <w:gridCol w:w="3738"/>
+        <w:gridCol w:w="4584"/>
+      </w:tblGrid>
+      <w:tr>
+        <w:tblPrEx>
+          <w:tblCellMar>
+            <w:top w:w="0" w:type="dxa"/>
+            <w:bottom w:w="0" w:type="dxa"/>
+          </w:tblCellMar>
+        </w:tblPrEx>
+        <w:trPr>
+          <w:tblHeader/>
+        </w:trPr>
+        <w:tc>
+          <w:tcPr>
+            <w:tcW w:w="500" w:type="dxa"/>
+            <w:tcBorders>
+              <w:top w:val="single" w:sz="1" w:space="0" w:color="E55D4A"/>
+              <w:left w:val="single" w:sz="1" w:space="0" w:color="E55D4A"/>
+              <w:bottom w:val="single" w:sz="1" w:space="0" w:color="E55D4A"/>
+              <w:right w:val="single" w:sz="1" w:space="0" w:color="E55D4A"/>
+            </w:tcBorders>
+            <w:shd w:val="clear" w:color="auto" w:fill="E55D4A"/>
+            <w:tcMar>
+              <w:top w:w="80" w:type="dxa"/>
+              <w:left w:w="120" w:type="dxa"/>
+              <w:bottom w:w="80" w:type="dxa"/>
+              <w:right w:w="120" w:type="dxa"/>
+            </w:tcMar>
+          </w:tcPr>
+          <w:p>
+            <w:r>
+              <w:rPr>
+                <w:rFonts w:ascii="Poppins" w:eastAsia="Poppins" w:hAnsi="Poppins" w:cs="Poppins"/>
+                <w:b/>
+                <w:bCs/>
+                <w:color w:val="FFFFFF"/>
+                <w:sz w:val="20"/>
+                <w:szCs w:val="20"/>
+              </w:rPr>
+              <w:t>Step</w:t>
+            </w:r>
+          </w:p>
+        </w:tc>
+        <w:tc>
+          <w:tcPr>
+            <w:tcW w:w="3800" w:type="dxa"/>
+            <w:tcBorders>
+              <w:top w:val="single" w:sz="1" w:space="0" w:color="E55D4A"/>
+              <w:left w:val="single" w:sz="1" w:space="0" w:color="E55D4A"/>
+              <w:bottom w:val="single" w:sz="1" w:space="0" w:color="E55D4A"/>
+              <w:right w:val="single" w:sz="1" w:space="0" w:color="E55D4A"/>
+            </w:tcBorders>
+            <w:shd w:val="clear" w:color="auto" w:fill="E55D4A"/>
+            <w:tcMar>
+              <w:top w:w="80" w:type="dxa"/>
+              <w:left w:w="120" w:type="dxa"/>
+              <w:bottom w:w="80" w:type="dxa"/>
+              <w:right w:w="120" w:type="dxa"/>
+            </w:tcMar>
+          </w:tcPr>
+          <w:p>
+            <w:r>
+              <w:rPr>
+                <w:rFonts w:ascii="Poppins" w:eastAsia="Poppins" w:hAnsi="Poppins" w:cs="Poppins"/>
+                <w:b/>
+                <w:bCs/>
+                <w:color w:val="FFFFFF"/>
+                <w:sz w:val="20"/>
+                <w:szCs w:val="20"/>
+              </w:rPr>
+              <w:t>Action</w:t>
+            </w:r>
+          </w:p>
+        </w:tc>
+        <w:tc>
+          <w:tcPr>
+            <w:tcW w:w="4726" w:type="dxa"/>
+            <w:tcBorders>
+              <w:top w:val="single" w:sz="1" w:space="0" w:color="E55D4A"/>
+              <w:left w:val="single" w:sz="1" w:space="0" w:color="E55D4A"/>
+              <w:bottom w:val="single" w:sz="1" w:space="0" w:color="E55D4A"/>
+              <w:right w:val="single" w:sz="1" w:space="0" w:color="E55D4A"/>
+            </w:tcBorders>
+            <w:shd w:val="clear" w:color="auto" w:fill="E55D4A"/>
+            <w:tcMar>
+              <w:top w:w="80" w:type="dxa"/>
+              <w:left w:w="120" w:type="dxa"/>
+              <w:bottom w:w="80" w:type="dxa"/>
+              <w:right w:w="120" w:type="dxa"/>
+            </w:tcMar>
+          </w:tcPr>
+          <w:p>
+            <w:r>
+              <w:rPr>
+                <w:rFonts w:ascii="Poppins" w:eastAsia="Poppins" w:hAnsi="Poppins" w:cs="Poppins"/>
+                <w:b/>
+                <w:bCs/>
+                <w:color w:val="FFFFFF"/>
+                <w:sz w:val="20"/>
+                <w:szCs w:val="20"/>
+              </w:rPr>
+              <w:t>System Response</w:t>
+            </w:r>
+          </w:p>
+        </w:tc>
+      </w:tr>
+      <w:tr>
+        <w:tblPrEx>
+          <w:tblCellMar>
+            <w:top w:w="0" w:type="dxa"/>
+            <w:bottom w:w="0" w:type="dxa"/>
+          </w:tblCellMar>
+        </w:tblPrEx>
+        <w:tc>
+          <w:tcPr>
+            <w:tcW w:w="500" w:type="dxa"/>
+            <w:tcBorders>
+              <w:top w:val="single" w:sz="1" w:space="0" w:color="DDDDDD"/>
+              <w:left w:val="single" w:sz="1" w:space="0" w:color="DDDDDD"/>
+              <w:bottom w:val="single" w:sz="1" w:space="0" w:color="DDDDDD"/>
+              <w:right w:val="single" w:sz="1" w:space="0" w:color="DDDDDD"/>
+            </w:tcBorders>
+            <w:shd w:val="clear" w:color="auto" w:fill="FFFFFF"/>
+            <w:tcMar>
+              <w:top w:w="80" w:type="dxa"/>
+              <w:left w:w="120" w:type="dxa"/>
+              <w:bottom w:w="80" w:type="dxa"/>
+              <w:right w:w="120" w:type="dxa"/>
+            </w:tcMar>
+          </w:tcPr>
+          <w:p>
+            <w:r>
+              <w:rPr>
+                <w:color w:val="2B2B2B"/>
+                <w:sz w:val="20"/>
+                <w:szCs w:val="20"/>
+              </w:rPr>
+              <w:t>1</w:t>
+            </w:r>
+          </w:p>
+        </w:tc>
+        <w:tc>
+          <w:tcPr>
+            <w:tcW w:w="3800" w:type="dxa"/>
+            <w:tcBorders>
+              <w:top w:val="single" w:sz="1" w:space="0" w:color="DDDDDD"/>
+              <w:left w:val="single" w:sz="1" w:space="0" w:color="DDDDDD"/>
+              <w:bottom w:val="single" w:sz="1" w:space="0" w:color="DDDDDD"/>
+              <w:right w:val="single" w:sz="1" w:space="0" w:color="DDDDDD"/>
+            </w:tcBorders>
+            <w:shd w:val="clear" w:color="auto" w:fill="FFFFFF"/>
+            <w:tcMar>
+              <w:top w:w="80" w:type="dxa"/>
+              <w:left w:w="120" w:type="dxa"/>
+              <w:bottom w:w="80" w:type="dxa"/>
+              <w:right w:w="120" w:type="dxa"/>
+            </w:tcMar>
+          </w:tcPr>
+          <w:p>
+            <w:r>
+              <w:rPr>
+                <w:color w:val="2B2B2B"/>
+                <w:sz w:val="20"/>
+                <w:szCs w:val="20"/>
+              </w:rPr>
+              <w:t>Lead opens Harmony → Chat (Allocator)</w:t>
+            </w:r>
+          </w:p>
+        </w:tc>
+        <w:tc>
+          <w:tcPr>
+            <w:tcW w:w="4726" w:type="dxa"/>
+            <w:tcBorders>
+              <w:top w:val="single" w:sz="1" w:space="0" w:color="DDDDDD"/>
+              <w:left w:val="single" w:sz="1" w:space="0" w:color="DDDDDD"/>
+              <w:bottom w:val="single" w:sz="1" w:space="0" w:color="DDDDDD"/>
+              <w:right w:val="single" w:sz="1" w:space="0" w:color="DDDDDD"/>
+            </w:tcBorders>
+            <w:shd w:val="clear" w:color="auto" w:fill="FFFFFF"/>
+            <w:tcMar>
+              <w:top w:w="80" w:type="dxa"/>
+              <w:left w:w="120" w:type="dxa"/>
+              <w:bottom w:w="80" w:type="dxa"/>
+              <w:right w:w="120" w:type="dxa"/>
+            </w:tcMar>
+          </w:tcPr>
+          <w:p>
+            <w:r>
+              <w:rPr>
+                <w:color w:val="2B2B2B"/>
+                <w:sz w:val="20"/>
+                <w:szCs w:val="20"/>
+              </w:rPr>
+              <w:t>AI ready with live team context — active task load, brand rules, recent meetings</w:t>
+            </w:r>
+          </w:p>
+        </w:tc>
+      </w:tr>
+      <w:tr>
+        <w:tblPrEx>
+          <w:tblCellMar>
+            <w:top w:w="0" w:type="dxa"/>
+            <w:bottom w:w="0" w:type="dxa"/>
+          </w:tblCellMar>
+        </w:tblPrEx>
+        <w:tc>
+          <w:tcPr>
+            <w:tcW w:w="500" w:type="dxa"/>
+            <w:tcBorders>
+              <w:top w:val="single" w:sz="1" w:space="0" w:color="DDDDDD"/>
+              <w:left w:val="single" w:sz="1" w:space="0" w:color="DDDDDD"/>
+              <w:bottom w:val="single" w:sz="1" w:space="0" w:color="DDDDDD"/>
+              <w:right w:val="single" w:sz="1" w:space="0" w:color="DDDDDD"/>
+            </w:tcBorders>
+            <w:shd w:val="clear" w:color="auto" w:fill="FAF7F2"/>
+            <w:tcMar>
+              <w:top w:w="80" w:type="dxa"/>
+              <w:left w:w="120" w:type="dxa"/>
+              <w:bottom w:w="80" w:type="dxa"/>
+              <w:right w:w="120" w:type="dxa"/>
+            </w:tcMar>
+          </w:tcPr>
+          <w:p>
+            <w:r>
+              <w:rPr>
+                <w:color w:val="2B2B2B"/>
+                <w:sz w:val="20"/>
+                <w:szCs w:val="20"/>
+              </w:rPr>
+              <w:t>2</w:t>
+            </w:r>
+          </w:p>
+        </w:tc>
+        <w:tc>
+          <w:tcPr>
+            <w:tcW w:w="3800" w:type="dxa"/>
+            <w:tcBorders>
+              <w:top w:val="single" w:sz="1" w:space="0" w:color="DDDDDD"/>
+              <w:left w:val="single" w:sz="1" w:space="0" w:color="DDDDDD"/>
+              <w:bottom w:val="single" w:sz="1" w:space="0" w:color="DDDDDD"/>
+              <w:right w:val="single" w:sz="1" w:space="0" w:color="DDDDDD"/>
+            </w:tcBorders>
+            <w:shd w:val="clear" w:color="auto" w:fill="FAF7F2"/>
+            <w:tcMar>
+              <w:top w:w="80" w:type="dxa"/>
+              <w:left w:w="120" w:type="dxa"/>
+              <w:bottom w:w="80" w:type="dxa"/>
+              <w:right w:w="120" w:type="dxa"/>
+            </w:tcMar>
+          </w:tcPr>
+          <w:p>
+            <w:r>
+              <w:rPr>
+                <w:color w:val="2B2B2B"/>
+                <w:sz w:val="20"/>
+                <w:szCs w:val="20"/>
+              </w:rPr>
+              <w:t>Types: "Block Vineet 3hrs for IndiaGate reel, due 8 June"</w:t>
+            </w:r>
+          </w:p>
+        </w:tc>
+        <w:tc>
+          <w:tcPr>
+            <w:tcW w:w="4726" w:type="dxa"/>
+            <w:tcBorders>
+              <w:top w:val="single" w:sz="1" w:space="0" w:color="DDDDDD"/>
+              <w:left w:val="single" w:sz="1" w:space="0" w:color="DDDDDD"/>
+              <w:bottom w:val="single" w:sz="1" w:space="0" w:color="DDDDDD"/>
+              <w:right w:val="single" w:sz="1" w:space="0" w:color="DDDDDD"/>
+            </w:tcBorders>
+            <w:shd w:val="clear" w:color="auto" w:fill="FAF7F2"/>
+            <w:tcMar>
+              <w:top w:w="80" w:type="dxa"/>
+              <w:left w:w="120" w:type="dxa"/>
+              <w:bottom w:w="80" w:type="dxa"/>
+              <w:right w:w="120" w:type="dxa"/>
+            </w:tcMar>
+          </w:tcPr>
+          <w:p>
+            <w:r>
+              <w:rPr>
+                <w:color w:val="2B2B2B"/>
+                <w:sz w:val="20"/>
+                <w:szCs w:val="20"/>
+              </w:rPr>
+              <w:t>AI parses intent — resolves Vineet, IndiaGate, 3h, deadline</w:t>
+            </w:r>
+          </w:p>
+        </w:tc>
+      </w:tr>
+      <w:tr>
+        <w:tblPrEx>
+          <w:tblCellMar>
+            <w:top w:w="0" w:type="dxa"/>
+            <w:bottom w:w="0" w:type="dxa"/>
+          </w:tblCellMar>
+        </w:tblPrEx>
+        <w:tc>
+          <w:tcPr>
+            <w:tcW w:w="500" w:type="dxa"/>
+            <w:tcBorders>
+              <w:top w:val="single" w:sz="1" w:space="0" w:color="DDDDDD"/>
+              <w:left w:val="single" w:sz="1" w:space="0" w:color="DDDDDD"/>
+              <w:bottom w:val="single" w:sz="1" w:space="0" w:color="DDDDDD"/>
+              <w:right w:val="single" w:sz="1" w:space="0" w:color="DDDDDD"/>
+            </w:tcBorders>
+            <w:shd w:val="clear" w:color="auto" w:fill="FFFFFF"/>
+            <w:tcMar>
+              <w:top w:w="80" w:type="dxa"/>
+              <w:left w:w="120" w:type="dxa"/>
+              <w:bottom w:w="80" w:type="dxa"/>
+              <w:right w:w="120" w:type="dxa"/>
+            </w:tcMar>
+          </w:tcPr>
+          <w:p>
+            <w:r>
+              <w:rPr>
+                <w:color w:val="2B2B2B"/>
+                <w:sz w:val="20"/>
+                <w:szCs w:val="20"/>
+              </w:rPr>
+              <w:t>3</w:t>
+            </w:r>
+          </w:p>
+        </w:tc>
+        <w:tc>
+          <w:tcPr>
+            <w:tcW w:w="3800" w:type="dxa"/>
+            <w:tcBorders>
+              <w:top w:val="single" w:sz="1" w:space="0" w:color="DDDDDD"/>
+              <w:left w:val="single" w:sz="1" w:space="0" w:color="DDDDDD"/>
+              <w:bottom w:val="single" w:sz="1" w:space="0" w:color="DDDDDD"/>
+              <w:right w:val="single" w:sz="1" w:space="0" w:color="DDDDDD"/>
+            </w:tcBorders>
+            <w:shd w:val="clear" w:color="auto" w:fill="FFFFFF"/>
+            <w:tcMar>
+              <w:top w:w="80" w:type="dxa"/>
+              <w:left w:w="120" w:type="dxa"/>
+              <w:bottom w:w="80" w:type="dxa"/>
+              <w:right w:w="120" w:type="dxa"/>
+            </w:tcMar>
+          </w:tcPr>
+          <w:p>
+            <w:r>
+              <w:rPr>
+                <w:color w:val="2B2B2B"/>
+                <w:sz w:val="20"/>
+                <w:szCs w:val="20"/>
+              </w:rPr>
+              <w:t>AI asks for references if not provided</w:t>
+            </w:r>
+          </w:p>
+        </w:tc>
+        <w:tc>
+          <w:tcPr>
+            <w:tcW w:w="4726" w:type="dxa"/>
+            <w:tcBorders>
+              <w:top w:val="single" w:sz="1" w:space="0" w:color="DDDDDD"/>
+              <w:left w:val="single" w:sz="1" w:space="0" w:color="DDDDDD"/>
+              <w:bottom w:val="single" w:sz="1" w:space="0" w:color="DDDDDD"/>
+              <w:right w:val="single" w:sz="1" w:space="0" w:color="DDDDDD"/>
+            </w:tcBorders>
+            <w:shd w:val="clear" w:color="auto" w:fill="FFFFFF"/>
+            <w:tcMar>
+              <w:top w:w="80" w:type="dxa"/>
+              <w:left w:w="120" w:type="dxa"/>
+              <w:bottom w:w="80" w:type="dxa"/>
+              <w:right w:w="120" w:type="dxa"/>
+            </w:tcMar>
+          </w:tcPr>
+          <w:p>
+            <w:r>
+              <w:rPr>
+                <w:color w:val="2B2B2B"/>
+                <w:sz w:val="20"/>
+                <w:szCs w:val="20"/>
+              </w:rPr>
+              <w:t>Lead pastes Figma URL or skips</w:t>
+            </w:r>
+          </w:p>
+        </w:tc>
+      </w:tr>
+      <w:tr>
+        <w:tblPrEx>
+          <w:tblCellMar>
+            <w:top w:w="0" w:type="dxa"/>
+            <w:bottom w:w="0" w:type="dxa"/>
+          </w:tblCellMar>
+        </w:tblPrEx>
+        <w:tc>
+          <w:tcPr>
+            <w:tcW w:w="500" w:type="dxa"/>
+            <w:tcBorders>
+              <w:top w:val="single" w:sz="1" w:space="0" w:color="DDDDDD"/>
+              <w:left w:val="single" w:sz="1" w:space="0" w:color="DDDDDD"/>
+              <w:bottom w:val="single" w:sz="1" w:space="0" w:color="DDDDDD"/>
+              <w:right w:val="single" w:sz="1" w:space="0" w:color="DDDDDD"/>
+            </w:tcBorders>
+            <w:shd w:val="clear" w:color="auto" w:fill="FAF7F2"/>
+            <w:tcMar>
+              <w:top w:w="80" w:type="dxa"/>
+              <w:left w:w="120" w:type="dxa"/>
+              <w:bottom w:w="80" w:type="dxa"/>
+              <w:right w:w="120" w:type="dxa"/>
+            </w:tcMar>
+          </w:tcPr>
+          <w:p>
+            <w:r>
+              <w:rPr>
+                <w:color w:val="2B2B2B"/>
+                <w:sz w:val="20"/>
+                <w:szCs w:val="20"/>
+              </w:rPr>
+              <w:t>4</w:t>
+            </w:r>
+          </w:p>
+        </w:tc>
+        <w:tc>
+          <w:tcPr>
+            <w:tcW w:w="3800" w:type="dxa"/>
+            <w:tcBorders>
+              <w:top w:val="single" w:sz="1" w:space="0" w:color="DDDDDD"/>
+              <w:left w:val="single" w:sz="1" w:space="0" w:color="DDDDDD"/>
+              <w:bottom w:val="single" w:sz="1" w:space="0" w:color="DDDDDD"/>
+              <w:right w:val="single" w:sz="1" w:space="0" w:color="DDDDDD"/>
+            </w:tcBorders>
+            <w:shd w:val="clear" w:color="auto" w:fill="FAF7F2"/>
+            <w:tcMar>
+              <w:top w:w="80" w:type="dxa"/>
+              <w:left w:w="120" w:type="dxa"/>
+              <w:bottom w:w="80" w:type="dxa"/>
+              <w:right w:w="120" w:type="dxa"/>
+            </w:tcMar>
+          </w:tcPr>
+          <w:p>
+            <w:r>
+              <w:rPr>
+                <w:color w:val="2B2B2B"/>
+                <w:sz w:val="20"/>
+                <w:szCs w:val="20"/>
+              </w:rPr>
+              <w:t>AI calls create_task_and_block</w:t>
+            </w:r>
+          </w:p>
+        </w:tc>
+        <w:tc>
+          <w:tcPr>
+            <w:tcW w:w="4726" w:type="dxa"/>
+            <w:tcBorders>
+              <w:top w:val="single" w:sz="1" w:space="0" w:color="DDDDDD"/>
+              <w:left w:val="single" w:sz="1" w:space="0" w:color="DDDDDD"/>
+              <w:bottom w:val="single" w:sz="1" w:space="0" w:color="DDDDDD"/>
+              <w:right w:val="single" w:sz="1" w:space="0" w:color="DDDDDD"/>
+            </w:tcBorders>
+            <w:shd w:val="clear" w:color="auto" w:fill="FAF7F2"/>
+            <w:tcMar>
+              <w:top w:w="80" w:type="dxa"/>
+              <w:left w:w="120" w:type="dxa"/>
+              <w:bottom w:w="80" w:type="dxa"/>
+              <w:right w:w="120" w:type="dxa"/>
+            </w:tcMar>
+          </w:tcPr>
+          <w:p>
+            <w:r>
+              <w:rPr>
+                <w:color w:val="2B2B2B"/>
+                <w:sz w:val="20"/>
+                <w:szCs w:val="20"/>
+              </w:rPr>
+              <w:t>Task created, calendar block assigned, Google Calendar event created</w:t>
+            </w:r>
+          </w:p>
+        </w:tc>
+      </w:tr>
+      <w:tr>
+        <w:tblPrEx>
+          <w:tblCellMar>
+            <w:top w:w="0" w:type="dxa"/>
+            <w:bottom w:w="0" w:type="dxa"/>
+          </w:tblCellMar>
+        </w:tblPrEx>
+        <w:tc>
+          <w:tcPr>
+            <w:tcW w:w="500" w:type="dxa"/>
+            <w:tcBorders>
+              <w:top w:val="single" w:sz="1" w:space="0" w:color="DDDDDD"/>
+              <w:left w:val="single" w:sz="1" w:space="0" w:color="DDDDDD"/>
+              <w:bottom w:val="single" w:sz="1" w:space="0" w:color="DDDDDD"/>
+              <w:right w:val="single" w:sz="1" w:space="0" w:color="DDDDDD"/>
+            </w:tcBorders>
+            <w:shd w:val="clear" w:color="auto" w:fill="FFFFFF"/>
+            <w:tcMar>
+              <w:top w:w="80" w:type="dxa"/>
+              <w:left w:w="120" w:type="dxa"/>
+              <w:bottom w:w="80" w:type="dxa"/>
+              <w:right w:w="120" w:type="dxa"/>
+            </w:tcMar>
+          </w:tcPr>
+          <w:p>
+            <w:r>
+              <w:rPr>
+                <w:color w:val="2B2B2B"/>
+                <w:sz w:val="20"/>
+                <w:szCs w:val="20"/>
+              </w:rPr>
+              <w:t>5</w:t>
+            </w:r>
+          </w:p>
+        </w:tc>
+        <w:tc>
+          <w:tcPr>
+            <w:tcW w:w="3800" w:type="dxa"/>
+            <w:tcBorders>
+              <w:top w:val="single" w:sz="1" w:space="0" w:color="DDDDDD"/>
+              <w:left w:val="single" w:sz="1" w:space="0" w:color="DDDDDD"/>
+              <w:bottom w:val="single" w:sz="1" w:space="0" w:color="DDDDDD"/>
+              <w:right w:val="single" w:sz="1" w:space="0" w:color="DDDDDD"/>
+            </w:tcBorders>
+            <w:shd w:val="clear" w:color="auto" w:fill="FFFFFF"/>
+            <w:tcMar>
+              <w:top w:w="80" w:type="dxa"/>
+              <w:left w:w="120" w:type="dxa"/>
+              <w:bottom w:w="80" w:type="dxa"/>
+              <w:right w:w="120" w:type="dxa"/>
+            </w:tcMar>
+          </w:tcPr>
+          <w:p>
+            <w:r>
+              <w:rPr>
+                <w:color w:val="2B2B2B"/>
+                <w:sz w:val="20"/>
+                <w:szCs w:val="20"/>
+              </w:rPr>
+              <w:t>AI confirms assignment</w:t>
+            </w:r>
+          </w:p>
+        </w:tc>
+        <w:tc>
+          <w:tcPr>
+            <w:tcW w:w="4726" w:type="dxa"/>
+            <w:tcBorders>
+              <w:top w:val="single" w:sz="1" w:space="0" w:color="DDDDDD"/>
+              <w:left w:val="single" w:sz="1" w:space="0" w:color="DDDDDD"/>
+              <w:bottom w:val="single" w:sz="1" w:space="0" w:color="DDDDDD"/>
+              <w:right w:val="single" w:sz="1" w:space="0" w:color="DDDDDD"/>
+            </w:tcBorders>
+            <w:shd w:val="clear" w:color="auto" w:fill="FFFFFF"/>
+            <w:tcMar>
+              <w:top w:w="80" w:type="dxa"/>
+              <w:left w:w="120" w:type="dxa"/>
+              <w:bottom w:w="80" w:type="dxa"/>
+              <w:right w:w="120" w:type="dxa"/>
+            </w:tcMar>
+          </w:tcPr>
+          <w:p>
+            <w:r>
+              <w:rPr>
+                <w:color w:val="2B2B2B"/>
+                <w:sz w:val="20"/>
+                <w:szCs w:val="20"/>
+              </w:rPr>
+              <w:t>Slack fires to #1702fam: New block notification</w:t>
+            </w:r>
+          </w:p>
+        </w:tc>
+      </w:tr>
+      <w:tr>
+        <w:tblPrEx>
+          <w:tblCellMar>
+            <w:top w:w="0" w:type="dxa"/>
+            <w:bottom w:w="0" w:type="dxa"/>
+          </w:tblCellMar>
+        </w:tblPrEx>
+        <w:tc>
+          <w:tcPr>
+            <w:tcW w:w="500" w:type="dxa"/>
+            <w:tcBorders>
+              <w:top w:val="single" w:sz="1" w:space="0" w:color="DDDDDD"/>
+              <w:left w:val="single" w:sz="1" w:space="0" w:color="DDDDDD"/>
+              <w:bottom w:val="single" w:sz="1" w:space="0" w:color="DDDDDD"/>
+              <w:right w:val="single" w:sz="1" w:space="0" w:color="DDDDDD"/>
+            </w:tcBorders>
+            <w:shd w:val="clear" w:color="auto" w:fill="FAF7F2"/>
+            <w:tcMar>
+              <w:top w:w="80" w:type="dxa"/>
+              <w:left w:w="120" w:type="dxa"/>
+              <w:bottom w:w="80" w:type="dxa"/>
+              <w:right w:w="120" w:type="dxa"/>
+            </w:tcMar>
+          </w:tcPr>
+          <w:p>
+            <w:r>
+              <w:rPr>
+                <w:color w:val="2B2B2B"/>
+                <w:sz w:val="20"/>
+                <w:szCs w:val="20"/>
+              </w:rPr>
+              <w:t>6</w:t>
+            </w:r>
+          </w:p>
+        </w:tc>
+        <w:tc>
+          <w:tcPr>
+            <w:tcW w:w="3800" w:type="dxa"/>
+            <w:tcBorders>
+              <w:top w:val="single" w:sz="1" w:space="0" w:color="DDDDDD"/>
+              <w:left w:val="single" w:sz="1" w:space="0" w:color="DDDDDD"/>
+              <w:bottom w:val="single" w:sz="1" w:space="0" w:color="DDDDDD"/>
+              <w:right w:val="single" w:sz="1" w:space="0" w:color="DDDDDD"/>
+            </w:tcBorders>
+            <w:shd w:val="clear" w:color="auto" w:fill="FAF7F2"/>
+            <w:tcMar>
+              <w:top w:w="80" w:type="dxa"/>
+              <w:left w:w="120" w:type="dxa"/>
+              <w:bottom w:w="80" w:type="dxa"/>
+              <w:right w:w="120" w:type="dxa"/>
+            </w:tcMar>
+          </w:tcPr>
+          <w:p>
+            <w:r>
+              <w:rPr>
+                <w:color w:val="2B2B2B"/>
+                <w:sz w:val="20"/>
+                <w:szCs w:val="20"/>
+              </w:rPr>
+              <w:t>Lead repeats for next person</w:t>
+            </w:r>
+          </w:p>
+        </w:tc>
+        <w:tc>
+          <w:tcPr>
+            <w:tcW w:w="4726" w:type="dxa"/>
+            <w:tcBorders>
+              <w:top w:val="single" w:sz="1" w:space="0" w:color="DDDDDD"/>
+              <w:left w:val="single" w:sz="1" w:space="0" w:color="DDDDDD"/>
+              <w:bottom w:val="single" w:sz="1" w:space="0" w:color="DDDDDD"/>
+              <w:right w:val="single" w:sz="1" w:space="0" w:color="DDDDDD"/>
+            </w:tcBorders>
+            <w:shd w:val="clear" w:color="auto" w:fill="FAF7F2"/>
+            <w:tcMar>
+              <w:top w:w="80" w:type="dxa"/>
+              <w:left w:w="120" w:type="dxa"/>
+              <w:bottom w:w="80" w:type="dxa"/>
+              <w:right w:w="120" w:type="dxa"/>
+            </w:tcMar>
+          </w:tcPr>
+          <w:p>
+            <w:r>
+              <w:rPr>
+                <w:color w:val="2B2B2B"/>
+                <w:sz w:val="20"/>
+                <w:szCs w:val="20"/>
+              </w:rPr>
+              <w:t>Bulk allocation — all in one session</w:t>
+            </w:r>
+          </w:p>
+        </w:tc>
+      </w:tr>
+    </w:tbl>
+    <w:p>
+      <w:pPr>
+        <w:spacing w:before="80"/>
+      </w:pPr>
+    </w:p>
+    <w:p>
+      <w:pPr>
+        <w:pStyle w:val="Heading2"/>
+      </w:pPr>
+      <w:r>
+        <w:t>8.2 Staff — Task Lifecycle</w:t>
+      </w:r>
+    </w:p>
+    <w:tbl>
+      <w:tblPr>
+        <w:tblW w:w="9026" w:type="dxa"/>
+        <w:tblBorders>
+          <w:top w:val="single" w:sz="4" w:space="0" w:color="auto"/>
+          <w:left w:val="single" w:sz="4" w:space="0" w:color="auto"/>
+          <w:bottom w:val="single" w:sz="4" w:space="0" w:color="auto"/>
+          <w:right w:val="single" w:sz="4" w:space="0" w:color="auto"/>
+          <w:insideH w:val="single" w:sz="4" w:space="0" w:color="auto"/>
+          <w:insideV w:val="single" w:sz="4" w:space="0" w:color="auto"/>
+        </w:tblBorders>
+        <w:tblCellMar>
+          <w:left w:w="10" w:type="dxa"/>
+          <w:right w:w="10" w:type="dxa"/>
+        </w:tblCellMar>
+        <w:tblLook w:val="04A0" w:firstRow="1" w:lastRow="0" w:firstColumn="1" w:lastColumn="0" w:noHBand="0" w:noVBand="1"/>
+      </w:tblPr>
+      <w:tblGrid>
+        <w:gridCol w:w="704"/>
+        <w:gridCol w:w="3709"/>
+        <w:gridCol w:w="4613"/>
+      </w:tblGrid>
+      <w:tr>
+        <w:tblPrEx>
+          <w:tblCellMar>
+            <w:top w:w="0" w:type="dxa"/>
+            <w:bottom w:w="0" w:type="dxa"/>
+          </w:tblCellMar>
+        </w:tblPrEx>
+        <w:trPr>
+          <w:tblHeader/>
+        </w:trPr>
+        <w:tc>
+          <w:tcPr>
+            <w:tcW w:w="500" w:type="dxa"/>
+            <w:tcBorders>
+              <w:top w:val="single" w:sz="1" w:space="0" w:color="E55D4A"/>
+              <w:left w:val="single" w:sz="1" w:space="0" w:color="E55D4A"/>
+              <w:bottom w:val="single" w:sz="1" w:space="0" w:color="E55D4A"/>
+              <w:right w:val="single" w:sz="1" w:space="0" w:color="E55D4A"/>
+            </w:tcBorders>
+            <w:shd w:val="clear" w:color="auto" w:fill="E55D4A"/>
+            <w:tcMar>
+              <w:top w:w="80" w:type="dxa"/>
+              <w:left w:w="120" w:type="dxa"/>
+              <w:bottom w:w="80" w:type="dxa"/>
+              <w:right w:w="120" w:type="dxa"/>
+            </w:tcMar>
+          </w:tcPr>
+          <w:p>
+            <w:r>
+              <w:rPr>
+                <w:rFonts w:ascii="Poppins" w:eastAsia="Poppins" w:hAnsi="Poppins" w:cs="Poppins"/>
+                <w:b/>
+                <w:bCs/>
+                <w:color w:val="FFFFFF"/>
+                <w:sz w:val="20"/>
+                <w:szCs w:val="20"/>
+              </w:rPr>
+              <w:t>Step</w:t>
+            </w:r>
+          </w:p>
+        </w:tc>
+        <w:tc>
+          <w:tcPr>
+            <w:tcW w:w="3800" w:type="dxa"/>
+            <w:tcBorders>
+              <w:top w:val="single" w:sz="1" w:space="0" w:color="E55D4A"/>
+              <w:left w:val="single" w:sz="1" w:space="0" w:color="E55D4A"/>
+              <w:bottom w:val="single" w:sz="1" w:space="0" w:color="E55D4A"/>
+              <w:right w:val="single" w:sz="1" w:space="0" w:color="E55D4A"/>
+            </w:tcBorders>
+            <w:shd w:val="clear" w:color="auto" w:fill="E55D4A"/>
+            <w:tcMar>
+              <w:top w:w="80" w:type="dxa"/>
+              <w:left w:w="120" w:type="dxa"/>
+              <w:bottom w:w="80" w:type="dxa"/>
+              <w:right w:w="120" w:type="dxa"/>
+            </w:tcMar>
+          </w:tcPr>
+          <w:p>
+            <w:r>
+              <w:rPr>
+                <w:rFonts w:ascii="Poppins" w:eastAsia="Poppins" w:hAnsi="Poppins" w:cs="Poppins"/>
+                <w:b/>
+                <w:bCs/>
+                <w:color w:val="FFFFFF"/>
+                <w:sz w:val="20"/>
+                <w:szCs w:val="20"/>
+              </w:rPr>
+              <w:t>Action</w:t>
+            </w:r>
+          </w:p>
+        </w:tc>
+        <w:tc>
+          <w:tcPr>
+            <w:tcW w:w="4726" w:type="dxa"/>
+            <w:tcBorders>
+              <w:top w:val="single" w:sz="1" w:space="0" w:color="E55D4A"/>
+              <w:left w:val="single" w:sz="1" w:space="0" w:color="E55D4A"/>
+              <w:bottom w:val="single" w:sz="1" w:space="0" w:color="E55D4A"/>
+              <w:right w:val="single" w:sz="1" w:space="0" w:color="E55D4A"/>
+            </w:tcBorders>
+            <w:shd w:val="clear" w:color="auto" w:fill="E55D4A"/>
+            <w:tcMar>
+              <w:top w:w="80" w:type="dxa"/>
+              <w:left w:w="120" w:type="dxa"/>
+              <w:bottom w:w="80" w:type="dxa"/>
+              <w:right w:w="120" w:type="dxa"/>
+            </w:tcMar>
+          </w:tcPr>
+          <w:p>
+            <w:r>
+              <w:rPr>
+                <w:rFonts w:ascii="Poppins" w:eastAsia="Poppins" w:hAnsi="Poppins" w:cs="Poppins"/>
+                <w:b/>
+                <w:bCs/>
+                <w:color w:val="FFFFFF"/>
+                <w:sz w:val="20"/>
+                <w:szCs w:val="20"/>
+              </w:rPr>
+              <w:t>System Response</w:t>
+            </w:r>
+          </w:p>
+        </w:tc>
+      </w:tr>
+      <w:tr>
+        <w:tblPrEx>
+          <w:tblCellMar>
+            <w:top w:w="0" w:type="dxa"/>
+            <w:bottom w:w="0" w:type="dxa"/>
+          </w:tblCellMar>
+        </w:tblPrEx>
+        <w:tc>
+          <w:tcPr>
+            <w:tcW w:w="500" w:type="dxa"/>
+            <w:tcBorders>
+              <w:top w:val="single" w:sz="1" w:space="0" w:color="DDDDDD"/>
+              <w:left w:val="single" w:sz="1" w:space="0" w:color="DDDDDD"/>
+              <w:bottom w:val="single" w:sz="1" w:space="0" w:color="DDDDDD"/>
+              <w:right w:val="single" w:sz="1" w:space="0" w:color="DDDDDD"/>
+            </w:tcBorders>
+            <w:shd w:val="clear" w:color="auto" w:fill="FFFFFF"/>
+            <w:tcMar>
+              <w:top w:w="80" w:type="dxa"/>
+              <w:left w:w="120" w:type="dxa"/>
+              <w:bottom w:w="80" w:type="dxa"/>
+              <w:right w:w="120" w:type="dxa"/>
+            </w:tcMar>
+          </w:tcPr>
+          <w:p>
+            <w:r>
+              <w:rPr>
+                <w:color w:val="2B2B2B"/>
+                <w:sz w:val="20"/>
+                <w:szCs w:val="20"/>
+              </w:rPr>
+              <w:t>1</w:t>
+            </w:r>
+          </w:p>
+        </w:tc>
+        <w:tc>
+          <w:tcPr>
+            <w:tcW w:w="3800" w:type="dxa"/>
+            <w:tcBorders>
+              <w:top w:val="single" w:sz="1" w:space="0" w:color="DDDDDD"/>
+              <w:left w:val="single" w:sz="1" w:space="0" w:color="DDDDDD"/>
+              <w:bottom w:val="single" w:sz="1" w:space="0" w:color="DDDDDD"/>
+              <w:right w:val="single" w:sz="1" w:space="0" w:color="DDDDDD"/>
+            </w:tcBorders>
+            <w:shd w:val="clear" w:color="auto" w:fill="FFFFFF"/>
+            <w:tcMar>
+              <w:top w:w="80" w:type="dxa"/>
+              <w:left w:w="120" w:type="dxa"/>
+              <w:bottom w:w="80" w:type="dxa"/>
+              <w:right w:w="120" w:type="dxa"/>
+            </w:tcMar>
+          </w:tcPr>
+          <w:p>
+            <w:r>
+              <w:rPr>
+                <w:color w:val="2B2B2B"/>
+                <w:sz w:val="20"/>
+                <w:szCs w:val="20"/>
+              </w:rPr>
+              <w:t>Staff logs in via Slack</w:t>
+            </w:r>
+          </w:p>
+        </w:tc>
+        <w:tc>
+          <w:tcPr>
+            <w:tcW w:w="4726" w:type="dxa"/>
+            <w:tcBorders>
+              <w:top w:val="single" w:sz="1" w:space="0" w:color="DDDDDD"/>
+              <w:left w:val="single" w:sz="1" w:space="0" w:color="DDDDDD"/>
+              <w:bottom w:val="single" w:sz="1" w:space="0" w:color="DDDDDD"/>
+              <w:right w:val="single" w:sz="1" w:space="0" w:color="DDDDDD"/>
+            </w:tcBorders>
+            <w:shd w:val="clear" w:color="auto" w:fill="FFFFFF"/>
+            <w:tcMar>
+              <w:top w:w="80" w:type="dxa"/>
+              <w:left w:w="120" w:type="dxa"/>
+              <w:bottom w:w="80" w:type="dxa"/>
+              <w:right w:w="120" w:type="dxa"/>
+            </w:tcMar>
+          </w:tcPr>
+          <w:p>
+            <w:r>
+              <w:rPr>
+                <w:color w:val="2B2B2B"/>
+                <w:sz w:val="20"/>
+                <w:szCs w:val="20"/>
+              </w:rPr>
+              <w:t>Auto-creates people row on first login. Lands on Dashboard.</w:t>
+            </w:r>
+          </w:p>
+        </w:tc>
+      </w:tr>
+      <w:tr>
+        <w:tblPrEx>
+          <w:tblCellMar>
+            <w:top w:w="0" w:type="dxa"/>
+            <w:bottom w:w="0" w:type="dxa"/>
+          </w:tblCellMar>
+        </w:tblPrEx>
+        <w:tc>
+          <w:tcPr>
+            <w:tcW w:w="500" w:type="dxa"/>
+            <w:tcBorders>
+              <w:top w:val="single" w:sz="1" w:space="0" w:color="DDDDDD"/>
+              <w:left w:val="single" w:sz="1" w:space="0" w:color="DDDDDD"/>
+              <w:bottom w:val="single" w:sz="1" w:space="0" w:color="DDDDDD"/>
+              <w:right w:val="single" w:sz="1" w:space="0" w:color="DDDDDD"/>
+            </w:tcBorders>
+            <w:shd w:val="clear" w:color="auto" w:fill="FAF7F2"/>
+            <w:tcMar>
+              <w:top w:w="80" w:type="dxa"/>
+              <w:left w:w="120" w:type="dxa"/>
+              <w:bottom w:w="80" w:type="dxa"/>
+              <w:right w:w="120" w:type="dxa"/>
+            </w:tcMar>
+          </w:tcPr>
+          <w:p>
+            <w:r>
+              <w:rPr>
+                <w:color w:val="2B2B2B"/>
+                <w:sz w:val="20"/>
+                <w:szCs w:val="20"/>
+              </w:rPr>
+              <w:t>2</w:t>
+            </w:r>
+          </w:p>
+        </w:tc>
+        <w:tc>
+          <w:tcPr>
+            <w:tcW w:w="3800" w:type="dxa"/>
+            <w:tcBorders>
+              <w:top w:val="single" w:sz="1" w:space="0" w:color="DDDDDD"/>
+              <w:left w:val="single" w:sz="1" w:space="0" w:color="DDDDDD"/>
+              <w:bottom w:val="single" w:sz="1" w:space="0" w:color="DDDDDD"/>
+              <w:right w:val="single" w:sz="1" w:space="0" w:color="DDDDDD"/>
+            </w:tcBorders>
+            <w:shd w:val="clear" w:color="auto" w:fill="FAF7F2"/>
+            <w:tcMar>
+              <w:top w:w="80" w:type="dxa"/>
+              <w:left w:w="120" w:type="dxa"/>
+              <w:bottom w:w="80" w:type="dxa"/>
+              <w:right w:w="120" w:type="dxa"/>
+            </w:tcMar>
+          </w:tcPr>
+          <w:p>
+            <w:r>
+              <w:rPr>
+                <w:color w:val="2B2B2B"/>
+                <w:sz w:val="20"/>
+                <w:szCs w:val="20"/>
+              </w:rPr>
+              <w:t>Sees task on Dashboard or Tasks tab</w:t>
+            </w:r>
+          </w:p>
+        </w:tc>
+        <w:tc>
+          <w:tcPr>
+            <w:tcW w:w="4726" w:type="dxa"/>
+            <w:tcBorders>
+              <w:top w:val="single" w:sz="1" w:space="0" w:color="DDDDDD"/>
+              <w:left w:val="single" w:sz="1" w:space="0" w:color="DDDDDD"/>
+              <w:bottom w:val="single" w:sz="1" w:space="0" w:color="DDDDDD"/>
+              <w:right w:val="single" w:sz="1" w:space="0" w:color="DDDDDD"/>
+            </w:tcBorders>
+            <w:shd w:val="clear" w:color="auto" w:fill="FAF7F2"/>
+            <w:tcMar>
+              <w:top w:w="80" w:type="dxa"/>
+              <w:left w:w="120" w:type="dxa"/>
+              <w:bottom w:w="80" w:type="dxa"/>
+              <w:right w:w="120" w:type="dxa"/>
+            </w:tcMar>
+          </w:tcPr>
+          <w:p>
+            <w:r>
+              <w:rPr>
+                <w:color w:val="2B2B2B"/>
+                <w:sz w:val="20"/>
+                <w:szCs w:val="20"/>
+              </w:rPr>
+              <w:t>Task shows with brand, deliverable, priority, deadline</w:t>
+            </w:r>
+          </w:p>
+        </w:tc>
+      </w:tr>
+      <w:tr>
+        <w:tblPrEx>
+          <w:tblCellMar>
+            <w:top w:w="0" w:type="dxa"/>
+            <w:bottom w:w="0" w:type="dxa"/>
+          </w:tblCellMar>
+        </w:tblPrEx>
+        <w:tc>
+          <w:tcPr>
+            <w:tcW w:w="500" w:type="dxa"/>
+            <w:tcBorders>
+              <w:top w:val="single" w:sz="1" w:space="0" w:color="DDDDDD"/>
+              <w:left w:val="single" w:sz="1" w:space="0" w:color="DDDDDD"/>
+              <w:bottom w:val="single" w:sz="1" w:space="0" w:color="DDDDDD"/>
+              <w:right w:val="single" w:sz="1" w:space="0" w:color="DDDDDD"/>
+            </w:tcBorders>
+            <w:shd w:val="clear" w:color="auto" w:fill="FFFFFF"/>
+            <w:tcMar>
+              <w:top w:w="80" w:type="dxa"/>
+              <w:left w:w="120" w:type="dxa"/>
+              <w:bottom w:w="80" w:type="dxa"/>
+              <w:right w:w="120" w:type="dxa"/>
+            </w:tcMar>
+          </w:tcPr>
+          <w:p>
+            <w:r>
+              <w:rPr>
+                <w:color w:val="2B2B2B"/>
+                <w:sz w:val="20"/>
+                <w:szCs w:val="20"/>
+              </w:rPr>
+              <w:t>3</w:t>
+            </w:r>
+          </w:p>
+        </w:tc>
+        <w:tc>
+          <w:tcPr>
+            <w:tcW w:w="3800" w:type="dxa"/>
+            <w:tcBorders>
+              <w:top w:val="single" w:sz="1" w:space="0" w:color="DDDDDD"/>
+              <w:left w:val="single" w:sz="1" w:space="0" w:color="DDDDDD"/>
+              <w:bottom w:val="single" w:sz="1" w:space="0" w:color="DDDDDD"/>
+              <w:right w:val="single" w:sz="1" w:space="0" w:color="DDDDDD"/>
+            </w:tcBorders>
+            <w:shd w:val="clear" w:color="auto" w:fill="FFFFFF"/>
+            <w:tcMar>
+              <w:top w:w="80" w:type="dxa"/>
+              <w:left w:w="120" w:type="dxa"/>
+              <w:bottom w:w="80" w:type="dxa"/>
+              <w:right w:w="120" w:type="dxa"/>
+            </w:tcMar>
+          </w:tcPr>
+          <w:p>
+            <w:r>
+              <w:rPr>
+                <w:color w:val="2B2B2B"/>
+                <w:sz w:val="20"/>
+                <w:szCs w:val="20"/>
+              </w:rPr>
+              <w:t>Opens Calendar — clicks task block</w:t>
+            </w:r>
+          </w:p>
+        </w:tc>
+        <w:tc>
+          <w:tcPr>
+            <w:tcW w:w="4726" w:type="dxa"/>
+            <w:tcBorders>
+              <w:top w:val="single" w:sz="1" w:space="0" w:color="DDDDDD"/>
+              <w:left w:val="single" w:sz="1" w:space="0" w:color="DDDDDD"/>
+              <w:bottom w:val="single" w:sz="1" w:space="0" w:color="DDDDDD"/>
+              <w:right w:val="single" w:sz="1" w:space="0" w:color="DDDDDD"/>
+            </w:tcBorders>
+            <w:shd w:val="clear" w:color="auto" w:fill="FFFFFF"/>
+            <w:tcMar>
+              <w:top w:w="80" w:type="dxa"/>
+              <w:left w:w="120" w:type="dxa"/>
+              <w:bottom w:w="80" w:type="dxa"/>
+              <w:right w:w="120" w:type="dxa"/>
+            </w:tcMar>
+          </w:tcPr>
+          <w:p>
+            <w:r>
+              <w:rPr>
+                <w:color w:val="2B2B2B"/>
+                <w:sz w:val="20"/>
+                <w:szCs w:val="20"/>
+              </w:rPr>
+              <w:t>Context modal: brand colors, voice, references, notes</w:t>
+            </w:r>
+          </w:p>
+        </w:tc>
+      </w:tr>
+      <w:tr>
+        <w:tblPrEx>
+          <w:tblCellMar>
+            <w:top w:w="0" w:type="dxa"/>
+            <w:bottom w:w="0" w:type="dxa"/>
+          </w:tblCellMar>
+        </w:tblPrEx>
+        <w:tc>
+          <w:tcPr>
+            <w:tcW w:w="500" w:type="dxa"/>
+            <w:tcBorders>
+              <w:top w:val="single" w:sz="1" w:space="0" w:color="DDDDDD"/>
+              <w:left w:val="single" w:sz="1" w:space="0" w:color="DDDDDD"/>
+              <w:bottom w:val="single" w:sz="1" w:space="0" w:color="DDDDDD"/>
+              <w:right w:val="single" w:sz="1" w:space="0" w:color="DDDDDD"/>
+            </w:tcBorders>
+            <w:shd w:val="clear" w:color="auto" w:fill="FAF7F2"/>
+            <w:tcMar>
+              <w:top w:w="80" w:type="dxa"/>
+              <w:left w:w="120" w:type="dxa"/>
+              <w:bottom w:w="80" w:type="dxa"/>
+              <w:right w:w="120" w:type="dxa"/>
+            </w:tcMar>
+          </w:tcPr>
+          <w:p>
+            <w:r>
+              <w:rPr>
+                <w:color w:val="2B2B2B"/>
+                <w:sz w:val="20"/>
+                <w:szCs w:val="20"/>
+              </w:rPr>
+              <w:t>4</w:t>
+            </w:r>
+          </w:p>
+        </w:tc>
+        <w:tc>
+          <w:tcPr>
+            <w:tcW w:w="3800" w:type="dxa"/>
+            <w:tcBorders>
+              <w:top w:val="single" w:sz="1" w:space="0" w:color="DDDDDD"/>
+              <w:left w:val="single" w:sz="1" w:space="0" w:color="DDDDDD"/>
+              <w:bottom w:val="single" w:sz="1" w:space="0" w:color="DDDDDD"/>
+              <w:right w:val="single" w:sz="1" w:space="0" w:color="DDDDDD"/>
+            </w:tcBorders>
+            <w:shd w:val="clear" w:color="auto" w:fill="FAF7F2"/>
+            <w:tcMar>
+              <w:top w:w="80" w:type="dxa"/>
+              <w:left w:w="120" w:type="dxa"/>
+              <w:bottom w:w="80" w:type="dxa"/>
+              <w:right w:w="120" w:type="dxa"/>
+            </w:tcMar>
+          </w:tcPr>
+          <w:p>
+            <w:r>
+              <w:rPr>
+                <w:color w:val="2B2B2B"/>
+                <w:sz w:val="20"/>
+                <w:szCs w:val="20"/>
+              </w:rPr>
+              <w:t>Clicks Acknowledge</w:t>
+            </w:r>
+          </w:p>
+        </w:tc>
+        <w:tc>
+          <w:tcPr>
+            <w:tcW w:w="4726" w:type="dxa"/>
+            <w:tcBorders>
+              <w:top w:val="single" w:sz="1" w:space="0" w:color="DDDDDD"/>
+              <w:left w:val="single" w:sz="1" w:space="0" w:color="DDDDDD"/>
+              <w:bottom w:val="single" w:sz="1" w:space="0" w:color="DDDDDD"/>
+              <w:right w:val="single" w:sz="1" w:space="0" w:color="DDDDDD"/>
+            </w:tcBorders>
+            <w:shd w:val="clear" w:color="auto" w:fill="FAF7F2"/>
+            <w:tcMar>
+              <w:top w:w="80" w:type="dxa"/>
+              <w:left w:w="120" w:type="dxa"/>
+              <w:bottom w:w="80" w:type="dxa"/>
+              <w:right w:w="120" w:type="dxa"/>
+            </w:tcMar>
+          </w:tcPr>
+          <w:p>
+            <w:r>
+              <w:rPr>
+                <w:color w:val="2B2B2B"/>
+                <w:sz w:val="20"/>
+                <w:szCs w:val="20"/>
+              </w:rPr>
+              <w:t>Slack fires: Acknowledged notification</w:t>
+            </w:r>
+          </w:p>
+        </w:tc>
+      </w:tr>
+      <w:tr>
+        <w:tblPrEx>
+          <w:tblCellMar>
+            <w:top w:w="0" w:type="dxa"/>
+            <w:bottom w:w="0" w:type="dxa"/>
+          </w:tblCellMar>
+        </w:tblPrEx>
+        <w:tc>
+          <w:tcPr>
+            <w:tcW w:w="500" w:type="dxa"/>
+            <w:tcBorders>
+              <w:top w:val="single" w:sz="1" w:space="0" w:color="DDDDDD"/>
+              <w:left w:val="single" w:sz="1" w:space="0" w:color="DDDDDD"/>
+              <w:bottom w:val="single" w:sz="1" w:space="0" w:color="DDDDDD"/>
+              <w:right w:val="single" w:sz="1" w:space="0" w:color="DDDDDD"/>
+            </w:tcBorders>
+            <w:shd w:val="clear" w:color="auto" w:fill="FFFFFF"/>
+            <w:tcMar>
+              <w:top w:w="80" w:type="dxa"/>
+              <w:left w:w="120" w:type="dxa"/>
+              <w:bottom w:w="80" w:type="dxa"/>
+              <w:right w:w="120" w:type="dxa"/>
+            </w:tcMar>
+          </w:tcPr>
+          <w:p>
+            <w:r>
+              <w:rPr>
+                <w:color w:val="2B2B2B"/>
+                <w:sz w:val="20"/>
+                <w:szCs w:val="20"/>
+              </w:rPr>
+              <w:t>5</w:t>
+            </w:r>
+          </w:p>
+        </w:tc>
+        <w:tc>
+          <w:tcPr>
+            <w:tcW w:w="3800" w:type="dxa"/>
+            <w:tcBorders>
+              <w:top w:val="single" w:sz="1" w:space="0" w:color="DDDDDD"/>
+              <w:left w:val="single" w:sz="1" w:space="0" w:color="DDDDDD"/>
+              <w:bottom w:val="single" w:sz="1" w:space="0" w:color="DDDDDD"/>
+              <w:right w:val="single" w:sz="1" w:space="0" w:color="DDDDDD"/>
+            </w:tcBorders>
+            <w:shd w:val="clear" w:color="auto" w:fill="FFFFFF"/>
+            <w:tcMar>
+              <w:top w:w="80" w:type="dxa"/>
+              <w:left w:w="120" w:type="dxa"/>
+              <w:bottom w:w="80" w:type="dxa"/>
+              <w:right w:w="120" w:type="dxa"/>
+            </w:tcMar>
+          </w:tcPr>
+          <w:p>
+            <w:r>
+              <w:rPr>
+                <w:color w:val="2B2B2B"/>
+                <w:sz w:val="20"/>
+                <w:szCs w:val="20"/>
+              </w:rPr>
+              <w:t>Clicks Submit — pastes URL</w:t>
+            </w:r>
+          </w:p>
+        </w:tc>
+        <w:tc>
+          <w:tcPr>
+            <w:tcW w:w="4726" w:type="dxa"/>
+            <w:tcBorders>
+              <w:top w:val="single" w:sz="1" w:space="0" w:color="DDDDDD"/>
+              <w:left w:val="single" w:sz="1" w:space="0" w:color="DDDDDD"/>
+              <w:bottom w:val="single" w:sz="1" w:space="0" w:color="DDDDDD"/>
+              <w:right w:val="single" w:sz="1" w:space="0" w:color="DDDDDD"/>
+            </w:tcBorders>
+            <w:shd w:val="clear" w:color="auto" w:fill="FFFFFF"/>
+            <w:tcMar>
+              <w:top w:w="80" w:type="dxa"/>
+              <w:left w:w="120" w:type="dxa"/>
+              <w:bottom w:w="80" w:type="dxa"/>
+              <w:right w:w="120" w:type="dxa"/>
+            </w:tcMar>
+          </w:tcPr>
+          <w:p>
+            <w:r>
+              <w:rPr>
+                <w:color w:val="2B2B2B"/>
+                <w:sz w:val="20"/>
+                <w:szCs w:val="20"/>
+              </w:rPr>
+              <w:t>Task moves to ready_for_review. Slack notifies reviewer.</w:t>
+            </w:r>
+          </w:p>
+        </w:tc>
+      </w:tr>
+      <w:tr>
+        <w:tblPrEx>
+          <w:tblCellMar>
+            <w:top w:w="0" w:type="dxa"/>
+            <w:bottom w:w="0" w:type="dxa"/>
+          </w:tblCellMar>
+        </w:tblPrEx>
+        <w:tc>
+          <w:tcPr>
+            <w:tcW w:w="500" w:type="dxa"/>
+            <w:tcBorders>
+              <w:top w:val="single" w:sz="1" w:space="0" w:color="DDDDDD"/>
+              <w:left w:val="single" w:sz="1" w:space="0" w:color="DDDDDD"/>
+              <w:bottom w:val="single" w:sz="1" w:space="0" w:color="DDDDDD"/>
+              <w:right w:val="single" w:sz="1" w:space="0" w:color="DDDDDD"/>
+            </w:tcBorders>
+            <w:shd w:val="clear" w:color="auto" w:fill="FAF7F2"/>
+            <w:tcMar>
+              <w:top w:w="80" w:type="dxa"/>
+              <w:left w:w="120" w:type="dxa"/>
+              <w:bottom w:w="80" w:type="dxa"/>
+              <w:right w:w="120" w:type="dxa"/>
+            </w:tcMar>
+          </w:tcPr>
+          <w:p>
+            <w:r>
+              <w:rPr>
+                <w:color w:val="2B2B2B"/>
+                <w:sz w:val="20"/>
+                <w:szCs w:val="20"/>
+              </w:rPr>
+              <w:t>6</w:t>
+            </w:r>
+          </w:p>
+        </w:tc>
+        <w:tc>
+          <w:tcPr>
+            <w:tcW w:w="3800" w:type="dxa"/>
+            <w:tcBorders>
+              <w:top w:val="single" w:sz="1" w:space="0" w:color="DDDDDD"/>
+              <w:left w:val="single" w:sz="1" w:space="0" w:color="DDDDDD"/>
+              <w:bottom w:val="single" w:sz="1" w:space="0" w:color="DDDDDD"/>
+              <w:right w:val="single" w:sz="1" w:space="0" w:color="DDDDDD"/>
+            </w:tcBorders>
+            <w:shd w:val="clear" w:color="auto" w:fill="FAF7F2"/>
+            <w:tcMar>
+              <w:top w:w="80" w:type="dxa"/>
+              <w:left w:w="120" w:type="dxa"/>
+              <w:bottom w:w="80" w:type="dxa"/>
+              <w:right w:w="120" w:type="dxa"/>
+            </w:tcMar>
+          </w:tcPr>
+          <w:p>
+            <w:r>
+              <w:rPr>
+                <w:color w:val="2B2B2B"/>
+                <w:sz w:val="20"/>
+                <w:szCs w:val="20"/>
+              </w:rPr>
+              <w:t>Task shows "In review"</w:t>
+            </w:r>
+          </w:p>
+        </w:tc>
+        <w:tc>
+          <w:tcPr>
+            <w:tcW w:w="4726" w:type="dxa"/>
+            <w:tcBorders>
+              <w:top w:val="single" w:sz="1" w:space="0" w:color="DDDDDD"/>
+              <w:left w:val="single" w:sz="1" w:space="0" w:color="DDDDDD"/>
+              <w:bottom w:val="single" w:sz="1" w:space="0" w:color="DDDDDD"/>
+              <w:right w:val="single" w:sz="1" w:space="0" w:color="DDDDDD"/>
+            </w:tcBorders>
+            <w:shd w:val="clear" w:color="auto" w:fill="FAF7F2"/>
+            <w:tcMar>
+              <w:top w:w="80" w:type="dxa"/>
+              <w:left w:w="120" w:type="dxa"/>
+              <w:bottom w:w="80" w:type="dxa"/>
+              <w:right w:w="120" w:type="dxa"/>
+            </w:tcMar>
+          </w:tcPr>
+          <w:p>
+            <w:r>
+              <w:rPr>
+                <w:color w:val="2B2B2B"/>
+                <w:sz w:val="20"/>
+                <w:szCs w:val="20"/>
+              </w:rPr>
+              <w:t>Awaiting reviewer action</w:t>
+            </w:r>
+          </w:p>
+        </w:tc>
+      </w:tr>
+    </w:tbl>
+    <w:p>
+      <w:pPr>
+        <w:spacing w:before="80"/>
+      </w:pPr>
+    </w:p>
+    <w:p>
+      <w:pPr>
+        <w:pStyle w:val="Heading2"/>
+      </w:pPr>
+      <w:r>
+        <w:t>8.3 Reviewer — Approval Flow</w:t>
+      </w:r>
+    </w:p>
+    <w:tbl>
+      <w:tblPr>
+        <w:tblW w:w="9026" w:type="dxa"/>
+        <w:tblBorders>
+          <w:top w:val="single" w:sz="4" w:space="0" w:color="auto"/>
+          <w:left w:val="single" w:sz="4" w:space="0" w:color="auto"/>
+          <w:bottom w:val="single" w:sz="4" w:space="0" w:color="auto"/>
+          <w:right w:val="single" w:sz="4" w:space="0" w:color="auto"/>
+          <w:insideH w:val="single" w:sz="4" w:space="0" w:color="auto"/>
+          <w:insideV w:val="single" w:sz="4" w:space="0" w:color="auto"/>
+        </w:tblBorders>
+        <w:tblCellMar>
+          <w:left w:w="10" w:type="dxa"/>
+          <w:right w:w="10" w:type="dxa"/>
+        </w:tblCellMar>
+        <w:tblLook w:val="04A0" w:firstRow="1" w:lastRow="0" w:firstColumn="1" w:lastColumn="0" w:noHBand="0" w:noVBand="1"/>
+      </w:tblPr>
+      <w:tblGrid>
+        <w:gridCol w:w="925"/>
+        <w:gridCol w:w="3619"/>
+        <w:gridCol w:w="4482"/>
+      </w:tblGrid>
+      <w:tr>
+        <w:tblPrEx>
+          <w:tblCellMar>
+            <w:top w:w="0" w:type="dxa"/>
+            <w:bottom w:w="0" w:type="dxa"/>
+          </w:tblCellMar>
+        </w:tblPrEx>
+        <w:trPr>
+          <w:tblHeader/>
+        </w:trPr>
+        <w:tc>
+          <w:tcPr>
+            <w:tcW w:w="500" w:type="dxa"/>
+            <w:tcBorders>
+              <w:top w:val="single" w:sz="1" w:space="0" w:color="E55D4A"/>
+              <w:left w:val="single" w:sz="1" w:space="0" w:color="E55D4A"/>
+              <w:bottom w:val="single" w:sz="1" w:space="0" w:color="E55D4A"/>
+              <w:right w:val="single" w:sz="1" w:space="0" w:color="E55D4A"/>
+            </w:tcBorders>
+            <w:shd w:val="clear" w:color="auto" w:fill="E55D4A"/>
+            <w:tcMar>
+              <w:top w:w="80" w:type="dxa"/>
+              <w:left w:w="120" w:type="dxa"/>
+              <w:bottom w:w="80" w:type="dxa"/>
+              <w:right w:w="120" w:type="dxa"/>
+            </w:tcMar>
+          </w:tcPr>
+          <w:p>
+            <w:r>
+              <w:rPr>
+                <w:rFonts w:ascii="Poppins" w:eastAsia="Poppins" w:hAnsi="Poppins" w:cs="Poppins"/>
+                <w:b/>
+                <w:bCs/>
+                <w:color w:val="FFFFFF"/>
+                <w:sz w:val="20"/>
+                <w:szCs w:val="20"/>
+              </w:rPr>
+              <w:t>Step</w:t>
+            </w:r>
+          </w:p>
+        </w:tc>
+        <w:tc>
+          <w:tcPr>
+            <w:tcW w:w="3800" w:type="dxa"/>
+            <w:tcBorders>
+              <w:top w:val="single" w:sz="1" w:space="0" w:color="E55D4A"/>
+              <w:left w:val="single" w:sz="1" w:space="0" w:color="E55D4A"/>
+              <w:bottom w:val="single" w:sz="1" w:space="0" w:color="E55D4A"/>
+              <w:right w:val="single" w:sz="1" w:space="0" w:color="E55D4A"/>
+            </w:tcBorders>
+            <w:shd w:val="clear" w:color="auto" w:fill="E55D4A"/>
+            <w:tcMar>
+              <w:top w:w="80" w:type="dxa"/>
+              <w:left w:w="120" w:type="dxa"/>
+              <w:bottom w:w="80" w:type="dxa"/>
+              <w:right w:w="120" w:type="dxa"/>
+            </w:tcMar>
+          </w:tcPr>
+          <w:p>
+            <w:r>
+              <w:rPr>
+                <w:rFonts w:ascii="Poppins" w:eastAsia="Poppins" w:hAnsi="Poppins" w:cs="Poppins"/>
+                <w:b/>
+                <w:bCs/>
+                <w:color w:val="FFFFFF"/>
+                <w:sz w:val="20"/>
+                <w:szCs w:val="20"/>
+              </w:rPr>
+              <w:t>Action</w:t>
+            </w:r>
+          </w:p>
+        </w:tc>
+        <w:tc>
+          <w:tcPr>
+            <w:tcW w:w="4726" w:type="dxa"/>
+            <w:tcBorders>
+              <w:top w:val="single" w:sz="1" w:space="0" w:color="E55D4A"/>
+              <w:left w:val="single" w:sz="1" w:space="0" w:color="E55D4A"/>
+              <w:bottom w:val="single" w:sz="1" w:space="0" w:color="E55D4A"/>
+              <w:right w:val="single" w:sz="1" w:space="0" w:color="E55D4A"/>
+            </w:tcBorders>
+            <w:shd w:val="clear" w:color="auto" w:fill="E55D4A"/>
+            <w:tcMar>
+              <w:top w:w="80" w:type="dxa"/>
+              <w:left w:w="120" w:type="dxa"/>
+              <w:bottom w:w="80" w:type="dxa"/>
+              <w:right w:w="120" w:type="dxa"/>
+            </w:tcMar>
+          </w:tcPr>
+          <w:p>
+            <w:r>
+              <w:rPr>
+                <w:rFonts w:ascii="Poppins" w:eastAsia="Poppins" w:hAnsi="Poppins" w:cs="Poppins"/>
+                <w:b/>
+                <w:bCs/>
+                <w:color w:val="FFFFFF"/>
+                <w:sz w:val="20"/>
+                <w:szCs w:val="20"/>
+              </w:rPr>
+              <w:t>System Response</w:t>
+            </w:r>
+          </w:p>
+        </w:tc>
+      </w:tr>
+      <w:tr>
+        <w:tblPrEx>
+          <w:tblCellMar>
+            <w:top w:w="0" w:type="dxa"/>
+            <w:bottom w:w="0" w:type="dxa"/>
+          </w:tblCellMar>
+        </w:tblPrEx>
+        <w:tc>
+          <w:tcPr>
+            <w:tcW w:w="500" w:type="dxa"/>
+            <w:tcBorders>
+              <w:top w:val="single" w:sz="1" w:space="0" w:color="DDDDDD"/>
+              <w:left w:val="single" w:sz="1" w:space="0" w:color="DDDDDD"/>
+              <w:bottom w:val="single" w:sz="1" w:space="0" w:color="DDDDDD"/>
+              <w:right w:val="single" w:sz="1" w:space="0" w:color="DDDDDD"/>
+            </w:tcBorders>
+            <w:shd w:val="clear" w:color="auto" w:fill="FFFFFF"/>
+            <w:tcMar>
+              <w:top w:w="80" w:type="dxa"/>
+              <w:left w:w="120" w:type="dxa"/>
+              <w:bottom w:w="80" w:type="dxa"/>
+              <w:right w:w="120" w:type="dxa"/>
+            </w:tcMar>
+          </w:tcPr>
+          <w:p>
+            <w:r>
+              <w:rPr>
+                <w:color w:val="2B2B2B"/>
+                <w:sz w:val="20"/>
+                <w:szCs w:val="20"/>
+              </w:rPr>
+              <w:t>1</w:t>
+            </w:r>
+          </w:p>
+        </w:tc>
+        <w:tc>
+          <w:tcPr>
+            <w:tcW w:w="3800" w:type="dxa"/>
+            <w:tcBorders>
+              <w:top w:val="single" w:sz="1" w:space="0" w:color="DDDDDD"/>
+              <w:left w:val="single" w:sz="1" w:space="0" w:color="DDDDDD"/>
+              <w:bottom w:val="single" w:sz="1" w:space="0" w:color="DDDDDD"/>
+              <w:right w:val="single" w:sz="1" w:space="0" w:color="DDDDDD"/>
+            </w:tcBorders>
+            <w:shd w:val="clear" w:color="auto" w:fill="FFFFFF"/>
+            <w:tcMar>
+              <w:top w:w="80" w:type="dxa"/>
+              <w:left w:w="120" w:type="dxa"/>
+              <w:bottom w:w="80" w:type="dxa"/>
+              <w:right w:w="120" w:type="dxa"/>
+            </w:tcMar>
+          </w:tcPr>
+          <w:p>
+            <w:r>
+              <w:rPr>
+                <w:color w:val="2B2B2B"/>
+                <w:sz w:val="20"/>
+                <w:szCs w:val="20"/>
+              </w:rPr>
+              <w:t>Reviewer sees task in Review Queue</w:t>
+            </w:r>
+          </w:p>
+        </w:tc>
+        <w:tc>
+          <w:tcPr>
+            <w:tcW w:w="4726" w:type="dxa"/>
+            <w:tcBorders>
+              <w:top w:val="single" w:sz="1" w:space="0" w:color="DDDDDD"/>
+              <w:left w:val="single" w:sz="1" w:space="0" w:color="DDDDDD"/>
+              <w:bottom w:val="single" w:sz="1" w:space="0" w:color="DDDDDD"/>
+              <w:right w:val="single" w:sz="1" w:space="0" w:color="DDDDDD"/>
+            </w:tcBorders>
+            <w:shd w:val="clear" w:color="auto" w:fill="FFFFFF"/>
+            <w:tcMar>
+              <w:top w:w="80" w:type="dxa"/>
+              <w:left w:w="120" w:type="dxa"/>
+              <w:bottom w:w="80" w:type="dxa"/>
+              <w:right w:w="120" w:type="dxa"/>
+            </w:tcMar>
+          </w:tcPr>
+          <w:p>
+            <w:r>
+              <w:rPr>
+                <w:color w:val="2B2B2B"/>
+                <w:sz w:val="20"/>
+                <w:szCs w:val="20"/>
+              </w:rPr>
+              <w:t>Only tasks where they are set as reviewer</w:t>
+            </w:r>
+          </w:p>
+        </w:tc>
+      </w:tr>
+      <w:tr>
+        <w:tblPrEx>
+          <w:tblCellMar>
+            <w:top w:w="0" w:type="dxa"/>
+            <w:bottom w:w="0" w:type="dxa"/>
+          </w:tblCellMar>
+        </w:tblPrEx>
+        <w:tc>
+          <w:tcPr>
+            <w:tcW w:w="500" w:type="dxa"/>
+            <w:tcBorders>
+              <w:top w:val="single" w:sz="1" w:space="0" w:color="DDDDDD"/>
+              <w:left w:val="single" w:sz="1" w:space="0" w:color="DDDDDD"/>
+              <w:bottom w:val="single" w:sz="1" w:space="0" w:color="DDDDDD"/>
+              <w:right w:val="single" w:sz="1" w:space="0" w:color="DDDDDD"/>
+            </w:tcBorders>
+            <w:shd w:val="clear" w:color="auto" w:fill="FAF7F2"/>
+            <w:tcMar>
+              <w:top w:w="80" w:type="dxa"/>
+              <w:left w:w="120" w:type="dxa"/>
+              <w:bottom w:w="80" w:type="dxa"/>
+              <w:right w:w="120" w:type="dxa"/>
+            </w:tcMar>
+          </w:tcPr>
+          <w:p>
+            <w:r>
+              <w:rPr>
+                <w:color w:val="2B2B2B"/>
+                <w:sz w:val="20"/>
+                <w:szCs w:val="20"/>
+              </w:rPr>
+              <w:t>2</w:t>
+            </w:r>
+          </w:p>
+        </w:tc>
+        <w:tc>
+          <w:tcPr>
+            <w:tcW w:w="3800" w:type="dxa"/>
+            <w:tcBorders>
+              <w:top w:val="single" w:sz="1" w:space="0" w:color="DDDDDD"/>
+              <w:left w:val="single" w:sz="1" w:space="0" w:color="DDDDDD"/>
+              <w:bottom w:val="single" w:sz="1" w:space="0" w:color="DDDDDD"/>
+              <w:right w:val="single" w:sz="1" w:space="0" w:color="DDDDDD"/>
+            </w:tcBorders>
+            <w:shd w:val="clear" w:color="auto" w:fill="FAF7F2"/>
+            <w:tcMar>
+              <w:top w:w="80" w:type="dxa"/>
+              <w:left w:w="120" w:type="dxa"/>
+              <w:bottom w:w="80" w:type="dxa"/>
+              <w:right w:w="120" w:type="dxa"/>
+            </w:tcMar>
+          </w:tcPr>
+          <w:p>
+            <w:r>
+              <w:rPr>
+                <w:color w:val="2B2B2B"/>
+                <w:sz w:val="20"/>
+                <w:szCs w:val="20"/>
+              </w:rPr>
+              <w:t>Opens context modal — reviews submission link</w:t>
+            </w:r>
+          </w:p>
+        </w:tc>
+        <w:tc>
+          <w:tcPr>
+            <w:tcW w:w="4726" w:type="dxa"/>
+            <w:tcBorders>
+              <w:top w:val="single" w:sz="1" w:space="0" w:color="DDDDDD"/>
+              <w:left w:val="single" w:sz="1" w:space="0" w:color="DDDDDD"/>
+              <w:bottom w:val="single" w:sz="1" w:space="0" w:color="DDDDDD"/>
+              <w:right w:val="single" w:sz="1" w:space="0" w:color="DDDDDD"/>
+            </w:tcBorders>
+            <w:shd w:val="clear" w:color="auto" w:fill="FAF7F2"/>
+            <w:tcMar>
+              <w:top w:w="80" w:type="dxa"/>
+              <w:left w:w="120" w:type="dxa"/>
+              <w:bottom w:w="80" w:type="dxa"/>
+              <w:right w:w="120" w:type="dxa"/>
+            </w:tcMar>
+          </w:tcPr>
+          <w:p>
+            <w:r>
+              <w:rPr>
+                <w:color w:val="2B2B2B"/>
+                <w:sz w:val="20"/>
+                <w:szCs w:val="20"/>
+              </w:rPr>
+              <w:t>Brand brief, revision history shown</w:t>
+            </w:r>
+          </w:p>
+        </w:tc>
+      </w:tr>
+      <w:tr>
+        <w:tblPrEx>
+          <w:tblCellMar>
+            <w:top w:w="0" w:type="dxa"/>
+            <w:bottom w:w="0" w:type="dxa"/>
+          </w:tblCellMar>
+        </w:tblPrEx>
+        <w:tc>
+          <w:tcPr>
+            <w:tcW w:w="500" w:type="dxa"/>
+            <w:tcBorders>
+              <w:top w:val="single" w:sz="1" w:space="0" w:color="DDDDDD"/>
+              <w:left w:val="single" w:sz="1" w:space="0" w:color="DDDDDD"/>
+              <w:bottom w:val="single" w:sz="1" w:space="0" w:color="DDDDDD"/>
+              <w:right w:val="single" w:sz="1" w:space="0" w:color="DDDDDD"/>
+            </w:tcBorders>
+            <w:shd w:val="clear" w:color="auto" w:fill="FFFFFF"/>
+            <w:tcMar>
+              <w:top w:w="80" w:type="dxa"/>
+              <w:left w:w="120" w:type="dxa"/>
+              <w:bottom w:w="80" w:type="dxa"/>
+              <w:right w:w="120" w:type="dxa"/>
+            </w:tcMar>
+          </w:tcPr>
+          <w:p>
+            <w:r>
+              <w:rPr>
+                <w:color w:val="2B2B2B"/>
+                <w:sz w:val="20"/>
+                <w:szCs w:val="20"/>
+              </w:rPr>
+              <w:t>3a</w:t>
+            </w:r>
+          </w:p>
+        </w:tc>
+        <w:tc>
+          <w:tcPr>
+            <w:tcW w:w="3800" w:type="dxa"/>
+            <w:tcBorders>
+              <w:top w:val="single" w:sz="1" w:space="0" w:color="DDDDDD"/>
+              <w:left w:val="single" w:sz="1" w:space="0" w:color="DDDDDD"/>
+              <w:bottom w:val="single" w:sz="1" w:space="0" w:color="DDDDDD"/>
+              <w:right w:val="single" w:sz="1" w:space="0" w:color="DDDDDD"/>
+            </w:tcBorders>
+            <w:shd w:val="clear" w:color="auto" w:fill="FFFFFF"/>
+            <w:tcMar>
+              <w:top w:w="80" w:type="dxa"/>
+              <w:left w:w="120" w:type="dxa"/>
+              <w:bottom w:w="80" w:type="dxa"/>
+              <w:right w:w="120" w:type="dxa"/>
+            </w:tcMar>
+          </w:tcPr>
+          <w:p>
+            <w:r>
+              <w:rPr>
+                <w:color w:val="2B2B2B"/>
+                <w:sz w:val="20"/>
+                <w:szCs w:val="20"/>
+              </w:rPr>
+              <w:t>Clicks Approve</w:t>
+            </w:r>
+          </w:p>
+        </w:tc>
+        <w:tc>
+          <w:tcPr>
+            <w:tcW w:w="4726" w:type="dxa"/>
+            <w:tcBorders>
+              <w:top w:val="single" w:sz="1" w:space="0" w:color="DDDDDD"/>
+              <w:left w:val="single" w:sz="1" w:space="0" w:color="DDDDDD"/>
+              <w:bottom w:val="single" w:sz="1" w:space="0" w:color="DDDDDD"/>
+              <w:right w:val="single" w:sz="1" w:space="0" w:color="DDDDDD"/>
+            </w:tcBorders>
+            <w:shd w:val="clear" w:color="auto" w:fill="FFFFFF"/>
+            <w:tcMar>
+              <w:top w:w="80" w:type="dxa"/>
+              <w:left w:w="120" w:type="dxa"/>
+              <w:bottom w:w="80" w:type="dxa"/>
+              <w:right w:w="120" w:type="dxa"/>
+            </w:tcMar>
+          </w:tcPr>
+          <w:p>
+            <w:r>
+              <w:rPr>
+                <w:color w:val="2B2B2B"/>
+                <w:sz w:val="20"/>
+                <w:szCs w:val="20"/>
+              </w:rPr>
+              <w:t>Task approved. Slack fires. Assignee notified.</w:t>
+            </w:r>
+          </w:p>
+        </w:tc>
+      </w:tr>
+      <w:tr>
+        <w:tblPrEx>
+          <w:tblCellMar>
+            <w:top w:w="0" w:type="dxa"/>
+            <w:bottom w:w="0" w:type="dxa"/>
+          </w:tblCellMar>
+        </w:tblPrEx>
+        <w:tc>
+          <w:tcPr>
+            <w:tcW w:w="500" w:type="dxa"/>
+            <w:tcBorders>
+              <w:top w:val="single" w:sz="1" w:space="0" w:color="DDDDDD"/>
+              <w:left w:val="single" w:sz="1" w:space="0" w:color="DDDDDD"/>
+              <w:bottom w:val="single" w:sz="1" w:space="0" w:color="DDDDDD"/>
+              <w:right w:val="single" w:sz="1" w:space="0" w:color="DDDDDD"/>
+            </w:tcBorders>
+            <w:shd w:val="clear" w:color="auto" w:fill="FAF7F2"/>
+            <w:tcMar>
+              <w:top w:w="80" w:type="dxa"/>
+              <w:left w:w="120" w:type="dxa"/>
+              <w:bottom w:w="80" w:type="dxa"/>
+              <w:right w:w="120" w:type="dxa"/>
+            </w:tcMar>
+          </w:tcPr>
+          <w:p>
+            <w:r>
+              <w:rPr>
+                <w:color w:val="2B2B2B"/>
+                <w:sz w:val="20"/>
+                <w:szCs w:val="20"/>
+              </w:rPr>
+              <w:lastRenderedPageBreak/>
+              <w:t>3b</w:t>
+            </w:r>
+          </w:p>
+        </w:tc>
+        <w:tc>
+          <w:tcPr>
+            <w:tcW w:w="3800" w:type="dxa"/>
+            <w:tcBorders>
+              <w:top w:val="single" w:sz="1" w:space="0" w:color="DDDDDD"/>
+              <w:left w:val="single" w:sz="1" w:space="0" w:color="DDDDDD"/>
+              <w:bottom w:val="single" w:sz="1" w:space="0" w:color="DDDDDD"/>
+              <w:right w:val="single" w:sz="1" w:space="0" w:color="DDDDDD"/>
+            </w:tcBorders>
+            <w:shd w:val="clear" w:color="auto" w:fill="FAF7F2"/>
+            <w:tcMar>
+              <w:top w:w="80" w:type="dxa"/>
+              <w:left w:w="120" w:type="dxa"/>
+              <w:bottom w:w="80" w:type="dxa"/>
+              <w:right w:w="120" w:type="dxa"/>
+            </w:tcMar>
+          </w:tcPr>
+          <w:p>
+            <w:r>
+              <w:rPr>
+                <w:color w:val="2B2B2B"/>
+                <w:sz w:val="20"/>
+                <w:szCs w:val="20"/>
+              </w:rPr>
+              <w:t>Clicks Rework + types notes</w:t>
+            </w:r>
+          </w:p>
+        </w:tc>
+        <w:tc>
+          <w:tcPr>
+            <w:tcW w:w="4726" w:type="dxa"/>
+            <w:tcBorders>
+              <w:top w:val="single" w:sz="1" w:space="0" w:color="DDDDDD"/>
+              <w:left w:val="single" w:sz="1" w:space="0" w:color="DDDDDD"/>
+              <w:bottom w:val="single" w:sz="1" w:space="0" w:color="DDDDDD"/>
+              <w:right w:val="single" w:sz="1" w:space="0" w:color="DDDDDD"/>
+            </w:tcBorders>
+            <w:shd w:val="clear" w:color="auto" w:fill="FAF7F2"/>
+            <w:tcMar>
+              <w:top w:w="80" w:type="dxa"/>
+              <w:left w:w="120" w:type="dxa"/>
+              <w:bottom w:w="80" w:type="dxa"/>
+              <w:right w:w="120" w:type="dxa"/>
+            </w:tcMar>
+          </w:tcPr>
+          <w:p>
+            <w:r>
+              <w:rPr>
+                <w:color w:val="2B2B2B"/>
+                <w:sz w:val="20"/>
+                <w:szCs w:val="20"/>
+              </w:rPr>
+              <w:t>Round counter increments. Slack fires with notes.</w:t>
+            </w:r>
+          </w:p>
+        </w:tc>
+      </w:tr>
+      <w:tr>
+        <w:tblPrEx>
+          <w:tblCellMar>
+            <w:top w:w="0" w:type="dxa"/>
+            <w:bottom w:w="0" w:type="dxa"/>
+          </w:tblCellMar>
+        </w:tblPrEx>
+        <w:tc>
+          <w:tcPr>
+            <w:tcW w:w="500" w:type="dxa"/>
+            <w:tcBorders>
+              <w:top w:val="single" w:sz="1" w:space="0" w:color="DDDDDD"/>
+              <w:left w:val="single" w:sz="1" w:space="0" w:color="DDDDDD"/>
+              <w:bottom w:val="single" w:sz="1" w:space="0" w:color="DDDDDD"/>
+              <w:right w:val="single" w:sz="1" w:space="0" w:color="DDDDDD"/>
+            </w:tcBorders>
+            <w:shd w:val="clear" w:color="auto" w:fill="FFFFFF"/>
+            <w:tcMar>
+              <w:top w:w="80" w:type="dxa"/>
+              <w:left w:w="120" w:type="dxa"/>
+              <w:bottom w:w="80" w:type="dxa"/>
+              <w:right w:w="120" w:type="dxa"/>
+            </w:tcMar>
+          </w:tcPr>
+          <w:p>
+            <w:r>
+              <w:rPr>
+                <w:color w:val="2B2B2B"/>
+                <w:sz w:val="20"/>
+                <w:szCs w:val="20"/>
+              </w:rPr>
+              <w:t>4 (3+ rounds)</w:t>
+            </w:r>
+          </w:p>
+        </w:tc>
+        <w:tc>
+          <w:tcPr>
+            <w:tcW w:w="3800" w:type="dxa"/>
+            <w:tcBorders>
+              <w:top w:val="single" w:sz="1" w:space="0" w:color="DDDDDD"/>
+              <w:left w:val="single" w:sz="1" w:space="0" w:color="DDDDDD"/>
+              <w:bottom w:val="single" w:sz="1" w:space="0" w:color="DDDDDD"/>
+              <w:right w:val="single" w:sz="1" w:space="0" w:color="DDDDDD"/>
+            </w:tcBorders>
+            <w:shd w:val="clear" w:color="auto" w:fill="FFFFFF"/>
+            <w:tcMar>
+              <w:top w:w="80" w:type="dxa"/>
+              <w:left w:w="120" w:type="dxa"/>
+              <w:bottom w:w="80" w:type="dxa"/>
+              <w:right w:w="120" w:type="dxa"/>
+            </w:tcMar>
+          </w:tcPr>
+          <w:p>
+            <w:r>
+              <w:rPr>
+                <w:color w:val="2B2B2B"/>
+                <w:sz w:val="20"/>
+                <w:szCs w:val="20"/>
+              </w:rPr>
+              <w:t>Third rework requested</w:t>
+            </w:r>
+          </w:p>
+        </w:tc>
+        <w:tc>
+          <w:tcPr>
+            <w:tcW w:w="4726" w:type="dxa"/>
+            <w:tcBorders>
+              <w:top w:val="single" w:sz="1" w:space="0" w:color="DDDDDD"/>
+              <w:left w:val="single" w:sz="1" w:space="0" w:color="DDDDDD"/>
+              <w:bottom w:val="single" w:sz="1" w:space="0" w:color="DDDDDD"/>
+              <w:right w:val="single" w:sz="1" w:space="0" w:color="DDDDDD"/>
+            </w:tcBorders>
+            <w:shd w:val="clear" w:color="auto" w:fill="FFFFFF"/>
+            <w:tcMar>
+              <w:top w:w="80" w:type="dxa"/>
+              <w:left w:w="120" w:type="dxa"/>
+              <w:bottom w:w="80" w:type="dxa"/>
+              <w:right w:w="120" w:type="dxa"/>
+            </w:tcMar>
+          </w:tcPr>
+          <w:p>
+            <w:r>
+              <w:rPr>
+                <w:color w:val="2B2B2B"/>
+                <w:sz w:val="20"/>
+                <w:szCs w:val="20"/>
+              </w:rPr>
+              <w:t>Additional Slack: Revision alert — escalate to manager</w:t>
+            </w:r>
+          </w:p>
+        </w:tc>
+      </w:tr>
+    </w:tbl>
+    <w:p>
+      <w:pPr>
+        <w:spacing w:before="80"/>
+      </w:pPr>
+    </w:p>
+    <w:p>
+      <w:pPr>
+        <w:pStyle w:val="Heading2"/>
+      </w:pPr>
+      <w:r>
+        <w:t>8.4 Lead — Brand Meeting Flow</w:t>
+      </w:r>
+    </w:p>
+    <w:tbl>
+      <w:tblPr>
+        <w:tblW w:w="9026" w:type="dxa"/>
+        <w:tblBorders>
+          <w:top w:val="single" w:sz="4" w:space="0" w:color="auto"/>
+          <w:left w:val="single" w:sz="4" w:space="0" w:color="auto"/>
+          <w:bottom w:val="single" w:sz="4" w:space="0" w:color="auto"/>
+          <w:right w:val="single" w:sz="4" w:space="0" w:color="auto"/>
+          <w:insideH w:val="single" w:sz="4" w:space="0" w:color="auto"/>
+          <w:insideV w:val="single" w:sz="4" w:space="0" w:color="auto"/>
+        </w:tblBorders>
+        <w:tblCellMar>
+          <w:left w:w="10" w:type="dxa"/>
+          <w:right w:w="10" w:type="dxa"/>
+        </w:tblCellMar>
+        <w:tblLook w:val="04A0" w:firstRow="1" w:lastRow="0" w:firstColumn="1" w:lastColumn="0" w:noHBand="0" w:noVBand="1"/>
+      </w:tblPr>
+      <w:tblGrid>
+        <w:gridCol w:w="704"/>
+        <w:gridCol w:w="3711"/>
+        <w:gridCol w:w="4611"/>
+      </w:tblGrid>
+      <w:tr>
+        <w:tblPrEx>
+          <w:tblCellMar>
+            <w:top w:w="0" w:type="dxa"/>
+            <w:bottom w:w="0" w:type="dxa"/>
+          </w:tblCellMar>
+        </w:tblPrEx>
+        <w:trPr>
+          <w:tblHeader/>
+        </w:trPr>
+        <w:tc>
+          <w:tcPr>
+            <w:tcW w:w="500" w:type="dxa"/>
+            <w:tcBorders>
+              <w:top w:val="single" w:sz="1" w:space="0" w:color="E55D4A"/>
+              <w:left w:val="single" w:sz="1" w:space="0" w:color="E55D4A"/>
+              <w:bottom w:val="single" w:sz="1" w:space="0" w:color="E55D4A"/>
+              <w:right w:val="single" w:sz="1" w:space="0" w:color="E55D4A"/>
+            </w:tcBorders>
+            <w:shd w:val="clear" w:color="auto" w:fill="E55D4A"/>
+            <w:tcMar>
+              <w:top w:w="80" w:type="dxa"/>
+              <w:left w:w="120" w:type="dxa"/>
+              <w:bottom w:w="80" w:type="dxa"/>
+              <w:right w:w="120" w:type="dxa"/>
+            </w:tcMar>
+          </w:tcPr>
+          <w:p>
+            <w:r>
+              <w:rPr>
+                <w:rFonts w:ascii="Poppins" w:eastAsia="Poppins" w:hAnsi="Poppins" w:cs="Poppins"/>
+                <w:b/>
+                <w:bCs/>
+                <w:color w:val="FFFFFF"/>
+                <w:sz w:val="20"/>
+                <w:szCs w:val="20"/>
+              </w:rPr>
+              <w:t>Step</w:t>
+            </w:r>
+          </w:p>
+        </w:tc>
+        <w:tc>
+          <w:tcPr>
+            <w:tcW w:w="3800" w:type="dxa"/>
+            <w:tcBorders>
+              <w:top w:val="single" w:sz="1" w:space="0" w:color="E55D4A"/>
+              <w:left w:val="single" w:sz="1" w:space="0" w:color="E55D4A"/>
+              <w:bottom w:val="single" w:sz="1" w:space="0" w:color="E55D4A"/>
+              <w:right w:val="single" w:sz="1" w:space="0" w:color="E55D4A"/>
+            </w:tcBorders>
+            <w:shd w:val="clear" w:color="auto" w:fill="E55D4A"/>
+            <w:tcMar>
+              <w:top w:w="80" w:type="dxa"/>
+              <w:left w:w="120" w:type="dxa"/>
+              <w:bottom w:w="80" w:type="dxa"/>
+              <w:right w:w="120" w:type="dxa"/>
+            </w:tcMar>
+          </w:tcPr>
+          <w:p>
+            <w:r>
+              <w:rPr>
+                <w:rFonts w:ascii="Poppins" w:eastAsia="Poppins" w:hAnsi="Poppins" w:cs="Poppins"/>
+                <w:b/>
+                <w:bCs/>
+                <w:color w:val="FFFFFF"/>
+                <w:sz w:val="20"/>
+                <w:szCs w:val="20"/>
+              </w:rPr>
+              <w:t>Action</w:t>
+            </w:r>
+          </w:p>
+        </w:tc>
+        <w:tc>
+          <w:tcPr>
+            <w:tcW w:w="4726" w:type="dxa"/>
+            <w:tcBorders>
+              <w:top w:val="single" w:sz="1" w:space="0" w:color="E55D4A"/>
+              <w:left w:val="single" w:sz="1" w:space="0" w:color="E55D4A"/>
+              <w:bottom w:val="single" w:sz="1" w:space="0" w:color="E55D4A"/>
+              <w:right w:val="single" w:sz="1" w:space="0" w:color="E55D4A"/>
+            </w:tcBorders>
+            <w:shd w:val="clear" w:color="auto" w:fill="E55D4A"/>
+            <w:tcMar>
+              <w:top w:w="80" w:type="dxa"/>
+              <w:left w:w="120" w:type="dxa"/>
+              <w:bottom w:w="80" w:type="dxa"/>
+              <w:right w:w="120" w:type="dxa"/>
+            </w:tcMar>
+          </w:tcPr>
+          <w:p>
+            <w:r>
+              <w:rPr>
+                <w:rFonts w:ascii="Poppins" w:eastAsia="Poppins" w:hAnsi="Poppins" w:cs="Poppins"/>
+                <w:b/>
+                <w:bCs/>
+                <w:color w:val="FFFFFF"/>
+                <w:sz w:val="20"/>
+                <w:szCs w:val="20"/>
+              </w:rPr>
+              <w:t>System Response</w:t>
+            </w:r>
+          </w:p>
+        </w:tc>
+      </w:tr>
+      <w:tr>
+        <w:tblPrEx>
+          <w:tblCellMar>
+            <w:top w:w="0" w:type="dxa"/>
+            <w:bottom w:w="0" w:type="dxa"/>
+          </w:tblCellMar>
+        </w:tblPrEx>
+        <w:tc>
+          <w:tcPr>
+            <w:tcW w:w="500" w:type="dxa"/>
+            <w:tcBorders>
+              <w:top w:val="single" w:sz="1" w:space="0" w:color="DDDDDD"/>
+              <w:left w:val="single" w:sz="1" w:space="0" w:color="DDDDDD"/>
+              <w:bottom w:val="single" w:sz="1" w:space="0" w:color="DDDDDD"/>
+              <w:right w:val="single" w:sz="1" w:space="0" w:color="DDDDDD"/>
+            </w:tcBorders>
+            <w:shd w:val="clear" w:color="auto" w:fill="FFFFFF"/>
+            <w:tcMar>
+              <w:top w:w="80" w:type="dxa"/>
+              <w:left w:w="120" w:type="dxa"/>
+              <w:bottom w:w="80" w:type="dxa"/>
+              <w:right w:w="120" w:type="dxa"/>
+            </w:tcMar>
+          </w:tcPr>
+          <w:p>
+            <w:r>
+              <w:rPr>
+                <w:color w:val="2B2B2B"/>
+                <w:sz w:val="20"/>
+                <w:szCs w:val="20"/>
+              </w:rPr>
+              <w:t>1</w:t>
+            </w:r>
+          </w:p>
+        </w:tc>
+        <w:tc>
+          <w:tcPr>
+            <w:tcW w:w="3800" w:type="dxa"/>
+            <w:tcBorders>
+              <w:top w:val="single" w:sz="1" w:space="0" w:color="DDDDDD"/>
+              <w:left w:val="single" w:sz="1" w:space="0" w:color="DDDDDD"/>
+              <w:bottom w:val="single" w:sz="1" w:space="0" w:color="DDDDDD"/>
+              <w:right w:val="single" w:sz="1" w:space="0" w:color="DDDDDD"/>
+            </w:tcBorders>
+            <w:shd w:val="clear" w:color="auto" w:fill="FFFFFF"/>
+            <w:tcMar>
+              <w:top w:w="80" w:type="dxa"/>
+              <w:left w:w="120" w:type="dxa"/>
+              <w:bottom w:w="80" w:type="dxa"/>
+              <w:right w:w="120" w:type="dxa"/>
+            </w:tcMar>
+          </w:tcPr>
+          <w:p>
+            <w:r>
+              <w:rPr>
+                <w:color w:val="2B2B2B"/>
+                <w:sz w:val="20"/>
+                <w:szCs w:val="20"/>
+              </w:rPr>
+              <w:t>Brands → Select brand → Log meeting</w:t>
+            </w:r>
+          </w:p>
+        </w:tc>
+        <w:tc>
+          <w:tcPr>
+            <w:tcW w:w="4726" w:type="dxa"/>
+            <w:tcBorders>
+              <w:top w:val="single" w:sz="1" w:space="0" w:color="DDDDDD"/>
+              <w:left w:val="single" w:sz="1" w:space="0" w:color="DDDDDD"/>
+              <w:bottom w:val="single" w:sz="1" w:space="0" w:color="DDDDDD"/>
+              <w:right w:val="single" w:sz="1" w:space="0" w:color="DDDDDD"/>
+            </w:tcBorders>
+            <w:shd w:val="clear" w:color="auto" w:fill="FFFFFF"/>
+            <w:tcMar>
+              <w:top w:w="80" w:type="dxa"/>
+              <w:left w:w="120" w:type="dxa"/>
+              <w:bottom w:w="80" w:type="dxa"/>
+              <w:right w:w="120" w:type="dxa"/>
+            </w:tcMar>
+          </w:tcPr>
+          <w:p>
+            <w:r>
+              <w:rPr>
+                <w:color w:val="2B2B2B"/>
+                <w:sz w:val="20"/>
+                <w:szCs w:val="20"/>
+              </w:rPr>
+              <w:t>Meeting form opens</w:t>
+            </w:r>
+          </w:p>
+        </w:tc>
+      </w:tr>
+      <w:tr>
+        <w:tblPrEx>
+          <w:tblCellMar>
+            <w:top w:w="0" w:type="dxa"/>
+            <w:bottom w:w="0" w:type="dxa"/>
+          </w:tblCellMar>
+        </w:tblPrEx>
+        <w:tc>
+          <w:tcPr>
+            <w:tcW w:w="500" w:type="dxa"/>
+            <w:tcBorders>
+              <w:top w:val="single" w:sz="1" w:space="0" w:color="DDDDDD"/>
+              <w:left w:val="single" w:sz="1" w:space="0" w:color="DDDDDD"/>
+              <w:bottom w:val="single" w:sz="1" w:space="0" w:color="DDDDDD"/>
+              <w:right w:val="single" w:sz="1" w:space="0" w:color="DDDDDD"/>
+            </w:tcBorders>
+            <w:shd w:val="clear" w:color="auto" w:fill="FAF7F2"/>
+            <w:tcMar>
+              <w:top w:w="80" w:type="dxa"/>
+              <w:left w:w="120" w:type="dxa"/>
+              <w:bottom w:w="80" w:type="dxa"/>
+              <w:right w:w="120" w:type="dxa"/>
+            </w:tcMar>
+          </w:tcPr>
+          <w:p>
+            <w:r>
+              <w:rPr>
+                <w:color w:val="2B2B2B"/>
+                <w:sz w:val="20"/>
+                <w:szCs w:val="20"/>
+              </w:rPr>
+              <w:t>2</w:t>
+            </w:r>
+          </w:p>
+        </w:tc>
+        <w:tc>
+          <w:tcPr>
+            <w:tcW w:w="3800" w:type="dxa"/>
+            <w:tcBorders>
+              <w:top w:val="single" w:sz="1" w:space="0" w:color="DDDDDD"/>
+              <w:left w:val="single" w:sz="1" w:space="0" w:color="DDDDDD"/>
+              <w:bottom w:val="single" w:sz="1" w:space="0" w:color="DDDDDD"/>
+              <w:right w:val="single" w:sz="1" w:space="0" w:color="DDDDDD"/>
+            </w:tcBorders>
+            <w:shd w:val="clear" w:color="auto" w:fill="FAF7F2"/>
+            <w:tcMar>
+              <w:top w:w="80" w:type="dxa"/>
+              <w:left w:w="120" w:type="dxa"/>
+              <w:bottom w:w="80" w:type="dxa"/>
+              <w:right w:w="120" w:type="dxa"/>
+            </w:tcMar>
+          </w:tcPr>
+          <w:p>
+            <w:r>
+              <w:rPr>
+                <w:color w:val="2B2B2B"/>
+                <w:sz w:val="20"/>
+                <w:szCs w:val="20"/>
+              </w:rPr>
+              <w:t>Paste raw meeting notes</w:t>
+            </w:r>
+          </w:p>
+        </w:tc>
+        <w:tc>
+          <w:tcPr>
+            <w:tcW w:w="4726" w:type="dxa"/>
+            <w:tcBorders>
+              <w:top w:val="single" w:sz="1" w:space="0" w:color="DDDDDD"/>
+              <w:left w:val="single" w:sz="1" w:space="0" w:color="DDDDDD"/>
+              <w:bottom w:val="single" w:sz="1" w:space="0" w:color="DDDDDD"/>
+              <w:right w:val="single" w:sz="1" w:space="0" w:color="DDDDDD"/>
+            </w:tcBorders>
+            <w:shd w:val="clear" w:color="auto" w:fill="FAF7F2"/>
+            <w:tcMar>
+              <w:top w:w="80" w:type="dxa"/>
+              <w:left w:w="120" w:type="dxa"/>
+              <w:bottom w:w="80" w:type="dxa"/>
+              <w:right w:w="120" w:type="dxa"/>
+            </w:tcMar>
+          </w:tcPr>
+          <w:p>
+            <w:r>
+              <w:rPr>
+                <w:color w:val="2B2B2B"/>
+                <w:sz w:val="20"/>
+                <w:szCs w:val="20"/>
+              </w:rPr>
+              <w:t>Free-text, no structure needed</w:t>
+            </w:r>
+          </w:p>
+        </w:tc>
+      </w:tr>
+      <w:tr>
+        <w:tblPrEx>
+          <w:tblCellMar>
+            <w:top w:w="0" w:type="dxa"/>
+            <w:bottom w:w="0" w:type="dxa"/>
+          </w:tblCellMar>
+        </w:tblPrEx>
+        <w:tc>
+          <w:tcPr>
+            <w:tcW w:w="500" w:type="dxa"/>
+            <w:tcBorders>
+              <w:top w:val="single" w:sz="1" w:space="0" w:color="DDDDDD"/>
+              <w:left w:val="single" w:sz="1" w:space="0" w:color="DDDDDD"/>
+              <w:bottom w:val="single" w:sz="1" w:space="0" w:color="DDDDDD"/>
+              <w:right w:val="single" w:sz="1" w:space="0" w:color="DDDDDD"/>
+            </w:tcBorders>
+            <w:shd w:val="clear" w:color="auto" w:fill="FFFFFF"/>
+            <w:tcMar>
+              <w:top w:w="80" w:type="dxa"/>
+              <w:left w:w="120" w:type="dxa"/>
+              <w:bottom w:w="80" w:type="dxa"/>
+              <w:right w:w="120" w:type="dxa"/>
+            </w:tcMar>
+          </w:tcPr>
+          <w:p>
+            <w:r>
+              <w:rPr>
+                <w:color w:val="2B2B2B"/>
+                <w:sz w:val="20"/>
+                <w:szCs w:val="20"/>
+              </w:rPr>
+              <w:t>3</w:t>
+            </w:r>
+          </w:p>
+        </w:tc>
+        <w:tc>
+          <w:tcPr>
+            <w:tcW w:w="3800" w:type="dxa"/>
+            <w:tcBorders>
+              <w:top w:val="single" w:sz="1" w:space="0" w:color="DDDDDD"/>
+              <w:left w:val="single" w:sz="1" w:space="0" w:color="DDDDDD"/>
+              <w:bottom w:val="single" w:sz="1" w:space="0" w:color="DDDDDD"/>
+              <w:right w:val="single" w:sz="1" w:space="0" w:color="DDDDDD"/>
+            </w:tcBorders>
+            <w:shd w:val="clear" w:color="auto" w:fill="FFFFFF"/>
+            <w:tcMar>
+              <w:top w:w="80" w:type="dxa"/>
+              <w:left w:w="120" w:type="dxa"/>
+              <w:bottom w:w="80" w:type="dxa"/>
+              <w:right w:w="120" w:type="dxa"/>
+            </w:tcMar>
+          </w:tcPr>
+          <w:p>
+            <w:r>
+              <w:rPr>
+                <w:color w:val="2B2B2B"/>
+                <w:sz w:val="20"/>
+                <w:szCs w:val="20"/>
+              </w:rPr>
+              <w:t>Click Extract with AI</w:t>
+            </w:r>
+          </w:p>
+        </w:tc>
+        <w:tc>
+          <w:tcPr>
+            <w:tcW w:w="4726" w:type="dxa"/>
+            <w:tcBorders>
+              <w:top w:val="single" w:sz="1" w:space="0" w:color="DDDDDD"/>
+              <w:left w:val="single" w:sz="1" w:space="0" w:color="DDDDDD"/>
+              <w:bottom w:val="single" w:sz="1" w:space="0" w:color="DDDDDD"/>
+              <w:right w:val="single" w:sz="1" w:space="0" w:color="DDDDDD"/>
+            </w:tcBorders>
+            <w:shd w:val="clear" w:color="auto" w:fill="FFFFFF"/>
+            <w:tcMar>
+              <w:top w:w="80" w:type="dxa"/>
+              <w:left w:w="120" w:type="dxa"/>
+              <w:bottom w:w="80" w:type="dxa"/>
+              <w:right w:w="120" w:type="dxa"/>
+            </w:tcMar>
+          </w:tcPr>
+          <w:p>
+            <w:r>
+              <w:rPr>
+                <w:color w:val="2B2B2B"/>
+                <w:sz w:val="20"/>
+                <w:szCs w:val="20"/>
+              </w:rPr>
+              <w:t>AI extracts: summary, decisions, tasks, brand rules</w:t>
+            </w:r>
+          </w:p>
+        </w:tc>
+      </w:tr>
+      <w:tr>
+        <w:tblPrEx>
+          <w:tblCellMar>
+            <w:top w:w="0" w:type="dxa"/>
+            <w:bottom w:w="0" w:type="dxa"/>
+          </w:tblCellMar>
+        </w:tblPrEx>
+        <w:tc>
+          <w:tcPr>
+            <w:tcW w:w="500" w:type="dxa"/>
+            <w:tcBorders>
+              <w:top w:val="single" w:sz="1" w:space="0" w:color="DDDDDD"/>
+              <w:left w:val="single" w:sz="1" w:space="0" w:color="DDDDDD"/>
+              <w:bottom w:val="single" w:sz="1" w:space="0" w:color="DDDDDD"/>
+              <w:right w:val="single" w:sz="1" w:space="0" w:color="DDDDDD"/>
+            </w:tcBorders>
+            <w:shd w:val="clear" w:color="auto" w:fill="FAF7F2"/>
+            <w:tcMar>
+              <w:top w:w="80" w:type="dxa"/>
+              <w:left w:w="120" w:type="dxa"/>
+              <w:bottom w:w="80" w:type="dxa"/>
+              <w:right w:w="120" w:type="dxa"/>
+            </w:tcMar>
+          </w:tcPr>
+          <w:p>
+            <w:r>
+              <w:rPr>
+                <w:color w:val="2B2B2B"/>
+                <w:sz w:val="20"/>
+                <w:szCs w:val="20"/>
+              </w:rPr>
+              <w:t>4</w:t>
+            </w:r>
+          </w:p>
+        </w:tc>
+        <w:tc>
+          <w:tcPr>
+            <w:tcW w:w="3800" w:type="dxa"/>
+            <w:tcBorders>
+              <w:top w:val="single" w:sz="1" w:space="0" w:color="DDDDDD"/>
+              <w:left w:val="single" w:sz="1" w:space="0" w:color="DDDDDD"/>
+              <w:bottom w:val="single" w:sz="1" w:space="0" w:color="DDDDDD"/>
+              <w:right w:val="single" w:sz="1" w:space="0" w:color="DDDDDD"/>
+            </w:tcBorders>
+            <w:shd w:val="clear" w:color="auto" w:fill="FAF7F2"/>
+            <w:tcMar>
+              <w:top w:w="80" w:type="dxa"/>
+              <w:left w:w="120" w:type="dxa"/>
+              <w:bottom w:w="80" w:type="dxa"/>
+              <w:right w:w="120" w:type="dxa"/>
+            </w:tcMar>
+          </w:tcPr>
+          <w:p>
+            <w:r>
+              <w:rPr>
+                <w:color w:val="2B2B2B"/>
+                <w:sz w:val="20"/>
+                <w:szCs w:val="20"/>
+              </w:rPr>
+              <w:t>Review and edit extracted data</w:t>
+            </w:r>
+          </w:p>
+        </w:tc>
+        <w:tc>
+          <w:tcPr>
+            <w:tcW w:w="4726" w:type="dxa"/>
+            <w:tcBorders>
+              <w:top w:val="single" w:sz="1" w:space="0" w:color="DDDDDD"/>
+              <w:left w:val="single" w:sz="1" w:space="0" w:color="DDDDDD"/>
+              <w:bottom w:val="single" w:sz="1" w:space="0" w:color="DDDDDD"/>
+              <w:right w:val="single" w:sz="1" w:space="0" w:color="DDDDDD"/>
+            </w:tcBorders>
+            <w:shd w:val="clear" w:color="auto" w:fill="FAF7F2"/>
+            <w:tcMar>
+              <w:top w:w="80" w:type="dxa"/>
+              <w:left w:w="120" w:type="dxa"/>
+              <w:bottom w:w="80" w:type="dxa"/>
+              <w:right w:w="120" w:type="dxa"/>
+            </w:tcMar>
+          </w:tcPr>
+          <w:p>
+            <w:r>
+              <w:rPr>
+                <w:color w:val="2B2B2B"/>
+                <w:sz w:val="20"/>
+                <w:szCs w:val="20"/>
+              </w:rPr>
+              <w:t>Toggle tasks, edit briefs, set deadlines</w:t>
+            </w:r>
+          </w:p>
+        </w:tc>
+      </w:tr>
+      <w:tr>
+        <w:tblPrEx>
+          <w:tblCellMar>
+            <w:top w:w="0" w:type="dxa"/>
+            <w:bottom w:w="0" w:type="dxa"/>
+          </w:tblCellMar>
+        </w:tblPrEx>
+        <w:tc>
+          <w:tcPr>
+            <w:tcW w:w="500" w:type="dxa"/>
+            <w:tcBorders>
+              <w:top w:val="single" w:sz="1" w:space="0" w:color="DDDDDD"/>
+              <w:left w:val="single" w:sz="1" w:space="0" w:color="DDDDDD"/>
+              <w:bottom w:val="single" w:sz="1" w:space="0" w:color="DDDDDD"/>
+              <w:right w:val="single" w:sz="1" w:space="0" w:color="DDDDDD"/>
+            </w:tcBorders>
+            <w:shd w:val="clear" w:color="auto" w:fill="FFFFFF"/>
+            <w:tcMar>
+              <w:top w:w="80" w:type="dxa"/>
+              <w:left w:w="120" w:type="dxa"/>
+              <w:bottom w:w="80" w:type="dxa"/>
+              <w:right w:w="120" w:type="dxa"/>
+            </w:tcMar>
+          </w:tcPr>
+          <w:p>
+            <w:r>
+              <w:rPr>
+                <w:color w:val="2B2B2B"/>
+                <w:sz w:val="20"/>
+                <w:szCs w:val="20"/>
+              </w:rPr>
+              <w:t>5</w:t>
+            </w:r>
+          </w:p>
+        </w:tc>
+        <w:tc>
+          <w:tcPr>
+            <w:tcW w:w="3800" w:type="dxa"/>
+            <w:tcBorders>
+              <w:top w:val="single" w:sz="1" w:space="0" w:color="DDDDDD"/>
+              <w:left w:val="single" w:sz="1" w:space="0" w:color="DDDDDD"/>
+              <w:bottom w:val="single" w:sz="1" w:space="0" w:color="DDDDDD"/>
+              <w:right w:val="single" w:sz="1" w:space="0" w:color="DDDDDD"/>
+            </w:tcBorders>
+            <w:shd w:val="clear" w:color="auto" w:fill="FFFFFF"/>
+            <w:tcMar>
+              <w:top w:w="80" w:type="dxa"/>
+              <w:left w:w="120" w:type="dxa"/>
+              <w:bottom w:w="80" w:type="dxa"/>
+              <w:right w:w="120" w:type="dxa"/>
+            </w:tcMar>
+          </w:tcPr>
+          <w:p>
+            <w:r>
+              <w:rPr>
+                <w:color w:val="2B2B2B"/>
+                <w:sz w:val="20"/>
+                <w:szCs w:val="20"/>
+              </w:rPr>
+              <w:t>Click Confirm</w:t>
+            </w:r>
+          </w:p>
+        </w:tc>
+        <w:tc>
+          <w:tcPr>
+            <w:tcW w:w="4726" w:type="dxa"/>
+            <w:tcBorders>
+              <w:top w:val="single" w:sz="1" w:space="0" w:color="DDDDDD"/>
+              <w:left w:val="single" w:sz="1" w:space="0" w:color="DDDDDD"/>
+              <w:bottom w:val="single" w:sz="1" w:space="0" w:color="DDDDDD"/>
+              <w:right w:val="single" w:sz="1" w:space="0" w:color="DDDDDD"/>
+            </w:tcBorders>
+            <w:shd w:val="clear" w:color="auto" w:fill="FFFFFF"/>
+            <w:tcMar>
+              <w:top w:w="80" w:type="dxa"/>
+              <w:left w:w="120" w:type="dxa"/>
+              <w:bottom w:w="80" w:type="dxa"/>
+              <w:right w:w="120" w:type="dxa"/>
+            </w:tcMar>
+          </w:tcPr>
+          <w:p>
+            <w:r>
+              <w:rPr>
+                <w:color w:val="2B2B2B"/>
+                <w:sz w:val="20"/>
+                <w:szCs w:val="20"/>
+              </w:rPr>
+              <w:t>Meeting saved, tasks created, brand knowledge updated</w:t>
+            </w:r>
+          </w:p>
+        </w:tc>
+      </w:tr>
+      <w:tr>
+        <w:tblPrEx>
+          <w:tblCellMar>
+            <w:top w:w="0" w:type="dxa"/>
+            <w:bottom w:w="0" w:type="dxa"/>
+          </w:tblCellMar>
+        </w:tblPrEx>
+        <w:tc>
+          <w:tcPr>
+            <w:tcW w:w="500" w:type="dxa"/>
+            <w:tcBorders>
+              <w:top w:val="single" w:sz="1" w:space="0" w:color="DDDDDD"/>
+              <w:left w:val="single" w:sz="1" w:space="0" w:color="DDDDDD"/>
+              <w:bottom w:val="single" w:sz="1" w:space="0" w:color="DDDDDD"/>
+              <w:right w:val="single" w:sz="1" w:space="0" w:color="DDDDDD"/>
+            </w:tcBorders>
+            <w:shd w:val="clear" w:color="auto" w:fill="FAF7F2"/>
+            <w:tcMar>
+              <w:top w:w="80" w:type="dxa"/>
+              <w:left w:w="120" w:type="dxa"/>
+              <w:bottom w:w="80" w:type="dxa"/>
+              <w:right w:w="120" w:type="dxa"/>
+            </w:tcMar>
+          </w:tcPr>
+          <w:p>
+            <w:r>
+              <w:rPr>
+                <w:color w:val="2B2B2B"/>
+                <w:sz w:val="20"/>
+                <w:szCs w:val="20"/>
+              </w:rPr>
+              <w:t>6</w:t>
+            </w:r>
+          </w:p>
+        </w:tc>
+        <w:tc>
+          <w:tcPr>
+            <w:tcW w:w="3800" w:type="dxa"/>
+            <w:tcBorders>
+              <w:top w:val="single" w:sz="1" w:space="0" w:color="DDDDDD"/>
+              <w:left w:val="single" w:sz="1" w:space="0" w:color="DDDDDD"/>
+              <w:bottom w:val="single" w:sz="1" w:space="0" w:color="DDDDDD"/>
+              <w:right w:val="single" w:sz="1" w:space="0" w:color="DDDDDD"/>
+            </w:tcBorders>
+            <w:shd w:val="clear" w:color="auto" w:fill="FAF7F2"/>
+            <w:tcMar>
+              <w:top w:w="80" w:type="dxa"/>
+              <w:left w:w="120" w:type="dxa"/>
+              <w:bottom w:w="80" w:type="dxa"/>
+              <w:right w:w="120" w:type="dxa"/>
+            </w:tcMar>
+          </w:tcPr>
+          <w:p>
+            <w:r>
+              <w:rPr>
+                <w:color w:val="2B2B2B"/>
+                <w:sz w:val="20"/>
+                <w:szCs w:val="20"/>
+              </w:rPr>
+              <w:t>Next allocator use for this brand</w:t>
+            </w:r>
+          </w:p>
+        </w:tc>
+        <w:tc>
+          <w:tcPr>
+            <w:tcW w:w="4726" w:type="dxa"/>
+            <w:tcBorders>
+              <w:top w:val="single" w:sz="1" w:space="0" w:color="DDDDDD"/>
+              <w:left w:val="single" w:sz="1" w:space="0" w:color="DDDDDD"/>
+              <w:bottom w:val="single" w:sz="1" w:space="0" w:color="DDDDDD"/>
+              <w:right w:val="single" w:sz="1" w:space="0" w:color="DDDDDD"/>
+            </w:tcBorders>
+            <w:shd w:val="clear" w:color="auto" w:fill="FAF7F2"/>
+            <w:tcMar>
+              <w:top w:w="80" w:type="dxa"/>
+              <w:left w:w="120" w:type="dxa"/>
+              <w:bottom w:w="80" w:type="dxa"/>
+              <w:right w:w="120" w:type="dxa"/>
+            </w:tcMar>
+          </w:tcPr>
+          <w:p>
+            <w:r>
+              <w:rPr>
+                <w:color w:val="2B2B2B"/>
+                <w:sz w:val="20"/>
+                <w:szCs w:val="20"/>
+              </w:rPr>
+              <w:t>AI auto-includes meeting context in reasoning</w:t>
+            </w:r>
+          </w:p>
+        </w:tc>
+      </w:tr>
+    </w:tbl>
+    <w:p>
+      <w:pPr>
+        <w:spacing w:before="80"/>
+      </w:pPr>
+    </w:p>
+    <w:p>
+      <w:pPr>
+        <w:pStyle w:val="Heading2"/>
+      </w:pPr>
+      <w:r>
+        <w:t>8.5 Role-Based Access Summary</w:t>
+      </w:r>
+    </w:p>
+    <w:tbl>
+      <w:tblPr>
+        <w:tblW w:w="9026" w:type="dxa"/>
+        <w:tblBorders>
+          <w:top w:val="single" w:sz="4" w:space="0" w:color="auto"/>
+          <w:left w:val="single" w:sz="4" w:space="0" w:color="auto"/>
+          <w:bottom w:val="single" w:sz="4" w:space="0" w:color="auto"/>
+          <w:right w:val="single" w:sz="4" w:space="0" w:color="auto"/>
+          <w:insideH w:val="single" w:sz="4" w:space="0" w:color="auto"/>
+          <w:insideV w:val="single" w:sz="4" w:space="0" w:color="auto"/>
+        </w:tblBorders>
+        <w:tblCellMar>
+          <w:left w:w="10" w:type="dxa"/>
+          <w:right w:w="10" w:type="dxa"/>
+        </w:tblCellMar>
+        <w:tblLook w:val="04A0" w:firstRow="1" w:lastRow="0" w:firstColumn="1" w:lastColumn="0" w:noHBand="0" w:noVBand="1"/>
+      </w:tblPr>
+      <w:tblGrid>
+        <w:gridCol w:w="2800"/>
+        <w:gridCol w:w="1800"/>
+        <w:gridCol w:w="1800"/>
+        <w:gridCol w:w="2626"/>
+      </w:tblGrid>
+      <w:tr>
+        <w:tblPrEx>
+          <w:tblCellMar>
+            <w:top w:w="0" w:type="dxa"/>
+            <w:bottom w:w="0" w:type="dxa"/>
+          </w:tblCellMar>
+        </w:tblPrEx>
+        <w:trPr>
+          <w:tblHeader/>
+        </w:trPr>
+        <w:tc>
+          <w:tcPr>
+            <w:tcW w:w="2800" w:type="dxa"/>
+            <w:tcBorders>
+              <w:top w:val="single" w:sz="1" w:space="0" w:color="E55D4A"/>
+              <w:left w:val="single" w:sz="1" w:space="0" w:color="E55D4A"/>
+              <w:bottom w:val="single" w:sz="1" w:space="0" w:color="E55D4A"/>
+              <w:right w:val="single" w:sz="1" w:space="0" w:color="E55D4A"/>
+            </w:tcBorders>
+            <w:shd w:val="clear" w:color="auto" w:fill="E55D4A"/>
+            <w:tcMar>
+              <w:top w:w="80" w:type="dxa"/>
+              <w:left w:w="120" w:type="dxa"/>
+              <w:bottom w:w="80" w:type="dxa"/>
+              <w:right w:w="120" w:type="dxa"/>
+            </w:tcMar>
+          </w:tcPr>
+          <w:p>
+            <w:r>
+              <w:rPr>
+                <w:rFonts w:ascii="Poppins" w:eastAsia="Poppins" w:hAnsi="Poppins" w:cs="Poppins"/>
+                <w:b/>
+                <w:bCs/>
+                <w:color w:val="FFFFFF"/>
+                <w:sz w:val="20"/>
+                <w:szCs w:val="20"/>
+              </w:rPr>
+              <w:t>Feature</w:t>
+            </w:r>
+          </w:p>
+        </w:tc>
+        <w:tc>
+          <w:tcPr>
+            <w:tcW w:w="1800" w:type="dxa"/>
+            <w:tcBorders>
+              <w:top w:val="single" w:sz="1" w:space="0" w:color="E55D4A"/>
+              <w:left w:val="single" w:sz="1" w:space="0" w:color="E55D4A"/>
+              <w:bottom w:val="single" w:sz="1" w:space="0" w:color="E55D4A"/>
+              <w:right w:val="single" w:sz="1" w:space="0" w:color="E55D4A"/>
+            </w:tcBorders>
+            <w:shd w:val="clear" w:color="auto" w:fill="E55D4A"/>
+            <w:tcMar>
+              <w:top w:w="80" w:type="dxa"/>
+              <w:left w:w="120" w:type="dxa"/>
+              <w:bottom w:w="80" w:type="dxa"/>
+              <w:right w:w="120" w:type="dxa"/>
+            </w:tcMar>
+          </w:tcPr>
+          <w:p>
+            <w:r>
+              <w:rPr>
+                <w:rFonts w:ascii="Poppins" w:eastAsia="Poppins" w:hAnsi="Poppins" w:cs="Poppins"/>
+                <w:b/>
+                <w:bCs/>
+                <w:color w:val="FFFFFF"/>
+                <w:sz w:val="20"/>
+                <w:szCs w:val="20"/>
+              </w:rPr>
+              <w:t>Team Lead</w:t>
+            </w:r>
+          </w:p>
+        </w:tc>
+        <w:tc>
+          <w:tcPr>
+            <w:tcW w:w="1800" w:type="dxa"/>
+            <w:tcBorders>
+              <w:top w:val="single" w:sz="1" w:space="0" w:color="E55D4A"/>
+              <w:left w:val="single" w:sz="1" w:space="0" w:color="E55D4A"/>
+              <w:bottom w:val="single" w:sz="1" w:space="0" w:color="E55D4A"/>
+              <w:right w:val="single" w:sz="1" w:space="0" w:color="E55D4A"/>
+            </w:tcBorders>
+            <w:shd w:val="clear" w:color="auto" w:fill="E55D4A"/>
+            <w:tcMar>
+              <w:top w:w="80" w:type="dxa"/>
+              <w:left w:w="120" w:type="dxa"/>
+              <w:bottom w:w="80" w:type="dxa"/>
+              <w:right w:w="120" w:type="dxa"/>
+            </w:tcMar>
+          </w:tcPr>
+          <w:p>
+            <w:r>
+              <w:rPr>
+                <w:rFonts w:ascii="Poppins" w:eastAsia="Poppins" w:hAnsi="Poppins" w:cs="Poppins"/>
+                <w:b/>
+                <w:bCs/>
+                <w:color w:val="FFFFFF"/>
+                <w:sz w:val="20"/>
+                <w:szCs w:val="20"/>
+              </w:rPr>
+              <w:t>Staff</w:t>
+            </w:r>
+          </w:p>
+        </w:tc>
+        <w:tc>
+          <w:tcPr>
+            <w:tcW w:w="2626" w:type="dxa"/>
+            <w:tcBorders>
+              <w:top w:val="single" w:sz="1" w:space="0" w:color="E55D4A"/>
+              <w:left w:val="single" w:sz="1" w:space="0" w:color="E55D4A"/>
+              <w:bottom w:val="single" w:sz="1" w:space="0" w:color="E55D4A"/>
+              <w:right w:val="single" w:sz="1" w:space="0" w:color="E55D4A"/>
+            </w:tcBorders>
+            <w:shd w:val="clear" w:color="auto" w:fill="E55D4A"/>
+            <w:tcMar>
+              <w:top w:w="80" w:type="dxa"/>
+              <w:left w:w="120" w:type="dxa"/>
+              <w:bottom w:w="80" w:type="dxa"/>
+              <w:right w:w="120" w:type="dxa"/>
+            </w:tcMar>
+          </w:tcPr>
+          <w:p>
+            <w:r>
+              <w:rPr>
+                <w:rFonts w:ascii="Poppins" w:eastAsia="Poppins" w:hAnsi="Poppins" w:cs="Poppins"/>
+                <w:b/>
+                <w:bCs/>
+                <w:color w:val="FFFFFF"/>
+                <w:sz w:val="20"/>
+                <w:szCs w:val="20"/>
+              </w:rPr>
+              <w:t>Reviewer (non-lead)</w:t>
+            </w:r>
+          </w:p>
+        </w:tc>
+      </w:tr>
+      <w:tr>
+        <w:tblPrEx>
+          <w:tblCellMar>
+            <w:top w:w="0" w:type="dxa"/>
+            <w:bottom w:w="0" w:type="dxa"/>
+          </w:tblCellMar>
+        </w:tblPrEx>
+        <w:tc>
+          <w:tcPr>
+            <w:tcW w:w="2800" w:type="dxa"/>
+            <w:tcBorders>
+              <w:top w:val="single" w:sz="1" w:space="0" w:color="DDDDDD"/>
+              <w:left w:val="single" w:sz="1" w:space="0" w:color="DDDDDD"/>
+              <w:bottom w:val="single" w:sz="1" w:space="0" w:color="DDDDDD"/>
+              <w:right w:val="single" w:sz="1" w:space="0" w:color="DDDDDD"/>
+            </w:tcBorders>
+            <w:shd w:val="clear" w:color="auto" w:fill="FFFFFF"/>
+            <w:tcMar>
+              <w:top w:w="80" w:type="dxa"/>
+              <w:left w:w="120" w:type="dxa"/>
+              <w:bottom w:w="80" w:type="dxa"/>
+              <w:right w:w="120" w:type="dxa"/>
+            </w:tcMar>
+          </w:tcPr>
+          <w:p>
+            <w:r>
+              <w:rPr>
+                <w:color w:val="2B2B2B"/>
+                <w:sz w:val="20"/>
+                <w:szCs w:val="20"/>
+              </w:rPr>
+              <w:t>Dashboard</w:t>
+            </w:r>
+          </w:p>
+        </w:tc>
+        <w:tc>
+          <w:tcPr>
+            <w:tcW w:w="1800" w:type="dxa"/>
+            <w:tcBorders>
+              <w:top w:val="single" w:sz="1" w:space="0" w:color="DDDDDD"/>
+              <w:left w:val="single" w:sz="1" w:space="0" w:color="DDDDDD"/>
+              <w:bottom w:val="single" w:sz="1" w:space="0" w:color="DDDDDD"/>
+              <w:right w:val="single" w:sz="1" w:space="0" w:color="DDDDDD"/>
+            </w:tcBorders>
+            <w:shd w:val="clear" w:color="auto" w:fill="FFFFFF"/>
+            <w:tcMar>
+              <w:top w:w="80" w:type="dxa"/>
+              <w:left w:w="120" w:type="dxa"/>
+              <w:bottom w:w="80" w:type="dxa"/>
+              <w:right w:w="120" w:type="dxa"/>
+            </w:tcMar>
+          </w:tcPr>
+          <w:p>
+            <w:r>
+              <w:rPr>
+                <w:color w:val="2B2B2B"/>
+                <w:sz w:val="20"/>
+                <w:szCs w:val="20"/>
+              </w:rPr>
+              <w:t>All stats + full team</w:t>
+            </w:r>
+          </w:p>
+        </w:tc>
+        <w:tc>
+          <w:tcPr>
+            <w:tcW w:w="1800" w:type="dxa"/>
+            <w:tcBorders>
+              <w:top w:val="single" w:sz="1" w:space="0" w:color="DDDDDD"/>
+              <w:left w:val="single" w:sz="1" w:space="0" w:color="DDDDDD"/>
+              <w:bottom w:val="single" w:sz="1" w:space="0" w:color="DDDDDD"/>
+              <w:right w:val="single" w:sz="1" w:space="0" w:color="DDDDDD"/>
+            </w:tcBorders>
+            <w:shd w:val="clear" w:color="auto" w:fill="FFFFFF"/>
+            <w:tcMar>
+              <w:top w:w="80" w:type="dxa"/>
+              <w:left w:w="120" w:type="dxa"/>
+              <w:bottom w:w="80" w:type="dxa"/>
+              <w:right w:w="120" w:type="dxa"/>
+            </w:tcMar>
+          </w:tcPr>
+          <w:p>
+            <w:r>
+              <w:rPr>
+                <w:color w:val="2B2B2B"/>
+                <w:sz w:val="20"/>
+                <w:szCs w:val="20"/>
+              </w:rPr>
+              <w:t>Own stats only</w:t>
+            </w:r>
+          </w:p>
+        </w:tc>
+        <w:tc>
+          <w:tcPr>
+            <w:tcW w:w="2626" w:type="dxa"/>
+            <w:tcBorders>
+              <w:top w:val="single" w:sz="1" w:space="0" w:color="DDDDDD"/>
+              <w:left w:val="single" w:sz="1" w:space="0" w:color="DDDDDD"/>
+              <w:bottom w:val="single" w:sz="1" w:space="0" w:color="DDDDDD"/>
+              <w:right w:val="single" w:sz="1" w:space="0" w:color="DDDDDD"/>
+            </w:tcBorders>
+            <w:shd w:val="clear" w:color="auto" w:fill="FFFFFF"/>
+            <w:tcMar>
+              <w:top w:w="80" w:type="dxa"/>
+              <w:left w:w="120" w:type="dxa"/>
+              <w:bottom w:w="80" w:type="dxa"/>
+              <w:right w:w="120" w:type="dxa"/>
+            </w:tcMar>
+          </w:tcPr>
+          <w:p>
+            <w:r>
+              <w:rPr>
+                <w:color w:val="2B2B2B"/>
+                <w:sz w:val="20"/>
+                <w:szCs w:val="20"/>
+              </w:rPr>
+              <w:t>Own stats only</w:t>
+            </w:r>
+          </w:p>
+        </w:tc>
+      </w:tr>
+      <w:tr>
+        <w:tblPrEx>
+          <w:tblCellMar>
+            <w:top w:w="0" w:type="dxa"/>
+            <w:bottom w:w="0" w:type="dxa"/>
+          </w:tblCellMar>
+        </w:tblPrEx>
+        <w:tc>
+          <w:tcPr>
+            <w:tcW w:w="2800" w:type="dxa"/>
+            <w:tcBorders>
+              <w:top w:val="single" w:sz="1" w:space="0" w:color="DDDDDD"/>
+              <w:left w:val="single" w:sz="1" w:space="0" w:color="DDDDDD"/>
+              <w:bottom w:val="single" w:sz="1" w:space="0" w:color="DDDDDD"/>
+              <w:right w:val="single" w:sz="1" w:space="0" w:color="DDDDDD"/>
+            </w:tcBorders>
+            <w:shd w:val="clear" w:color="auto" w:fill="FAF7F2"/>
+            <w:tcMar>
+              <w:top w:w="80" w:type="dxa"/>
+              <w:left w:w="120" w:type="dxa"/>
+              <w:bottom w:w="80" w:type="dxa"/>
+              <w:right w:w="120" w:type="dxa"/>
+            </w:tcMar>
+          </w:tcPr>
+          <w:p>
+            <w:r>
+              <w:rPr>
+                <w:color w:val="2B2B2B"/>
+                <w:sz w:val="20"/>
+                <w:szCs w:val="20"/>
+              </w:rPr>
+              <w:t>Tasks</w:t>
+            </w:r>
+          </w:p>
+        </w:tc>
+        <w:tc>
+          <w:tcPr>
+            <w:tcW w:w="1800" w:type="dxa"/>
+            <w:tcBorders>
+              <w:top w:val="single" w:sz="1" w:space="0" w:color="DDDDDD"/>
+              <w:left w:val="single" w:sz="1" w:space="0" w:color="DDDDDD"/>
+              <w:bottom w:val="single" w:sz="1" w:space="0" w:color="DDDDDD"/>
+              <w:right w:val="single" w:sz="1" w:space="0" w:color="DDDDDD"/>
+            </w:tcBorders>
+            <w:shd w:val="clear" w:color="auto" w:fill="FAF7F2"/>
+            <w:tcMar>
+              <w:top w:w="80" w:type="dxa"/>
+              <w:left w:w="120" w:type="dxa"/>
+              <w:bottom w:w="80" w:type="dxa"/>
+              <w:right w:w="120" w:type="dxa"/>
+            </w:tcMar>
+          </w:tcPr>
+          <w:p>
+            <w:r>
+              <w:rPr>
+                <w:color w:val="2B2B2B"/>
+                <w:sz w:val="20"/>
+                <w:szCs w:val="20"/>
+              </w:rPr>
+              <w:t>All tasks + Edit</w:t>
+            </w:r>
+          </w:p>
+        </w:tc>
+        <w:tc>
+          <w:tcPr>
+            <w:tcW w:w="1800" w:type="dxa"/>
+            <w:tcBorders>
+              <w:top w:val="single" w:sz="1" w:space="0" w:color="DDDDDD"/>
+              <w:left w:val="single" w:sz="1" w:space="0" w:color="DDDDDD"/>
+              <w:bottom w:val="single" w:sz="1" w:space="0" w:color="DDDDDD"/>
+              <w:right w:val="single" w:sz="1" w:space="0" w:color="DDDDDD"/>
+            </w:tcBorders>
+            <w:shd w:val="clear" w:color="auto" w:fill="FAF7F2"/>
+            <w:tcMar>
+              <w:top w:w="80" w:type="dxa"/>
+              <w:left w:w="120" w:type="dxa"/>
+              <w:bottom w:w="80" w:type="dxa"/>
+              <w:right w:w="120" w:type="dxa"/>
+            </w:tcMar>
+          </w:tcPr>
+          <w:p>
+            <w:r>
+              <w:rPr>
+                <w:color w:val="2B2B2B"/>
+                <w:sz w:val="20"/>
+                <w:szCs w:val="20"/>
+              </w:rPr>
+              <w:t>Own tasks only</w:t>
+            </w:r>
+          </w:p>
+        </w:tc>
+        <w:tc>
+          <w:tcPr>
+            <w:tcW w:w="2626" w:type="dxa"/>
+            <w:tcBorders>
+              <w:top w:val="single" w:sz="1" w:space="0" w:color="DDDDDD"/>
+              <w:left w:val="single" w:sz="1" w:space="0" w:color="DDDDDD"/>
+              <w:bottom w:val="single" w:sz="1" w:space="0" w:color="DDDDDD"/>
+              <w:right w:val="single" w:sz="1" w:space="0" w:color="DDDDDD"/>
+            </w:tcBorders>
+            <w:shd w:val="clear" w:color="auto" w:fill="FAF7F2"/>
+            <w:tcMar>
+              <w:top w:w="80" w:type="dxa"/>
+              <w:left w:w="120" w:type="dxa"/>
+              <w:bottom w:w="80" w:type="dxa"/>
+              <w:right w:w="120" w:type="dxa"/>
+            </w:tcMar>
+          </w:tcPr>
+          <w:p>
+            <w:r>
+              <w:rPr>
+                <w:color w:val="2B2B2B"/>
+                <w:sz w:val="20"/>
+                <w:szCs w:val="20"/>
+              </w:rPr>
+              <w:t>Own + review tasks</w:t>
+            </w:r>
+          </w:p>
+        </w:tc>
+      </w:tr>
+      <w:tr>
+        <w:tblPrEx>
+          <w:tblCellMar>
+            <w:top w:w="0" w:type="dxa"/>
+            <w:bottom w:w="0" w:type="dxa"/>
+          </w:tblCellMar>
+        </w:tblPrEx>
+        <w:tc>
+          <w:tcPr>
+            <w:tcW w:w="2800" w:type="dxa"/>
+            <w:tcBorders>
+              <w:top w:val="single" w:sz="1" w:space="0" w:color="DDDDDD"/>
+              <w:left w:val="single" w:sz="1" w:space="0" w:color="DDDDDD"/>
+              <w:bottom w:val="single" w:sz="1" w:space="0" w:color="DDDDDD"/>
+              <w:right w:val="single" w:sz="1" w:space="0" w:color="DDDDDD"/>
+            </w:tcBorders>
+            <w:shd w:val="clear" w:color="auto" w:fill="FFFFFF"/>
+            <w:tcMar>
+              <w:top w:w="80" w:type="dxa"/>
+              <w:left w:w="120" w:type="dxa"/>
+              <w:bottom w:w="80" w:type="dxa"/>
+              <w:right w:w="120" w:type="dxa"/>
+            </w:tcMar>
+          </w:tcPr>
+          <w:p>
+            <w:r>
+              <w:rPr>
+                <w:color w:val="2B2B2B"/>
+                <w:sz w:val="20"/>
+                <w:szCs w:val="20"/>
+              </w:rPr>
+              <w:t>Chat Allocator</w:t>
+            </w:r>
+          </w:p>
+        </w:tc>
+        <w:tc>
+          <w:tcPr>
+            <w:tcW w:w="1800" w:type="dxa"/>
+            <w:tcBorders>
+              <w:top w:val="single" w:sz="1" w:space="0" w:color="DDDDDD"/>
+              <w:left w:val="single" w:sz="1" w:space="0" w:color="DDDDDD"/>
+              <w:bottom w:val="single" w:sz="1" w:space="0" w:color="DDDDDD"/>
+              <w:right w:val="single" w:sz="1" w:space="0" w:color="DDDDDD"/>
+            </w:tcBorders>
+            <w:shd w:val="clear" w:color="auto" w:fill="FFFFFF"/>
+            <w:tcMar>
+              <w:top w:w="80" w:type="dxa"/>
+              <w:left w:w="120" w:type="dxa"/>
+              <w:bottom w:w="80" w:type="dxa"/>
+              <w:right w:w="120" w:type="dxa"/>
+            </w:tcMar>
+          </w:tcPr>
+          <w:p>
+            <w:r>
+              <w:rPr>
+                <w:color w:val="2B2B2B"/>
+                <w:sz w:val="20"/>
+                <w:szCs w:val="20"/>
+              </w:rPr>
+              <w:t>Yes</w:t>
+            </w:r>
+          </w:p>
+        </w:tc>
+        <w:tc>
+          <w:tcPr>
+            <w:tcW w:w="1800" w:type="dxa"/>
+            <w:tcBorders>
+              <w:top w:val="single" w:sz="1" w:space="0" w:color="DDDDDD"/>
+              <w:left w:val="single" w:sz="1" w:space="0" w:color="DDDDDD"/>
+              <w:bottom w:val="single" w:sz="1" w:space="0" w:color="DDDDDD"/>
+              <w:right w:val="single" w:sz="1" w:space="0" w:color="DDDDDD"/>
+            </w:tcBorders>
+            <w:shd w:val="clear" w:color="auto" w:fill="FFFFFF"/>
+            <w:tcMar>
+              <w:top w:w="80" w:type="dxa"/>
+              <w:left w:w="120" w:type="dxa"/>
+              <w:bottom w:w="80" w:type="dxa"/>
+              <w:right w:w="120" w:type="dxa"/>
+            </w:tcMar>
+          </w:tcPr>
+          <w:p>
+            <w:r>
+              <w:rPr>
+                <w:color w:val="2B2B2B"/>
+                <w:sz w:val="20"/>
+                <w:szCs w:val="20"/>
+              </w:rPr>
+              <w:t>No</w:t>
+            </w:r>
+          </w:p>
+        </w:tc>
+        <w:tc>
+          <w:tcPr>
+            <w:tcW w:w="2626" w:type="dxa"/>
+            <w:tcBorders>
+              <w:top w:val="single" w:sz="1" w:space="0" w:color="DDDDDD"/>
+              <w:left w:val="single" w:sz="1" w:space="0" w:color="DDDDDD"/>
+              <w:bottom w:val="single" w:sz="1" w:space="0" w:color="DDDDDD"/>
+              <w:right w:val="single" w:sz="1" w:space="0" w:color="DDDDDD"/>
+            </w:tcBorders>
+            <w:shd w:val="clear" w:color="auto" w:fill="FFFFFF"/>
+            <w:tcMar>
+              <w:top w:w="80" w:type="dxa"/>
+              <w:left w:w="120" w:type="dxa"/>
+              <w:bottom w:w="80" w:type="dxa"/>
+              <w:right w:w="120" w:type="dxa"/>
+            </w:tcMar>
+          </w:tcPr>
+          <w:p>
+            <w:r>
+              <w:rPr>
+                <w:color w:val="2B2B2B"/>
+                <w:sz w:val="20"/>
+                <w:szCs w:val="20"/>
+              </w:rPr>
+              <w:t>No</w:t>
+            </w:r>
+          </w:p>
+        </w:tc>
+      </w:tr>
+      <w:tr>
+        <w:tblPrEx>
+          <w:tblCellMar>
+            <w:top w:w="0" w:type="dxa"/>
+            <w:bottom w:w="0" w:type="dxa"/>
+          </w:tblCellMar>
+        </w:tblPrEx>
+        <w:tc>
+          <w:tcPr>
+            <w:tcW w:w="2800" w:type="dxa"/>
+            <w:tcBorders>
+              <w:top w:val="single" w:sz="1" w:space="0" w:color="DDDDDD"/>
+              <w:left w:val="single" w:sz="1" w:space="0" w:color="DDDDDD"/>
+              <w:bottom w:val="single" w:sz="1" w:space="0" w:color="DDDDDD"/>
+              <w:right w:val="single" w:sz="1" w:space="0" w:color="DDDDDD"/>
+            </w:tcBorders>
+            <w:shd w:val="clear" w:color="auto" w:fill="FAF7F2"/>
+            <w:tcMar>
+              <w:top w:w="80" w:type="dxa"/>
+              <w:left w:w="120" w:type="dxa"/>
+              <w:bottom w:w="80" w:type="dxa"/>
+              <w:right w:w="120" w:type="dxa"/>
+            </w:tcMar>
+          </w:tcPr>
+          <w:p>
+            <w:r>
+              <w:rPr>
+                <w:color w:val="2B2B2B"/>
+                <w:sz w:val="20"/>
+                <w:szCs w:val="20"/>
+              </w:rPr>
+              <w:t>Calendar</w:t>
+            </w:r>
+          </w:p>
+        </w:tc>
+        <w:tc>
+          <w:tcPr>
+            <w:tcW w:w="1800" w:type="dxa"/>
+            <w:tcBorders>
+              <w:top w:val="single" w:sz="1" w:space="0" w:color="DDDDDD"/>
+              <w:left w:val="single" w:sz="1" w:space="0" w:color="DDDDDD"/>
+              <w:bottom w:val="single" w:sz="1" w:space="0" w:color="DDDDDD"/>
+              <w:right w:val="single" w:sz="1" w:space="0" w:color="DDDDDD"/>
+            </w:tcBorders>
+            <w:shd w:val="clear" w:color="auto" w:fill="FAF7F2"/>
+            <w:tcMar>
+              <w:top w:w="80" w:type="dxa"/>
+              <w:left w:w="120" w:type="dxa"/>
+              <w:bottom w:w="80" w:type="dxa"/>
+              <w:right w:w="120" w:type="dxa"/>
+            </w:tcMar>
+          </w:tcPr>
+          <w:p>
+            <w:r>
+              <w:rPr>
+                <w:color w:val="2B2B2B"/>
+                <w:sz w:val="20"/>
+                <w:szCs w:val="20"/>
+              </w:rPr>
+              <w:t>Full + add via Chat</w:t>
+            </w:r>
+          </w:p>
+        </w:tc>
+        <w:tc>
+          <w:tcPr>
+            <w:tcW w:w="1800" w:type="dxa"/>
+            <w:tcBorders>
+              <w:top w:val="single" w:sz="1" w:space="0" w:color="DDDDDD"/>
+              <w:left w:val="single" w:sz="1" w:space="0" w:color="DDDDDD"/>
+              <w:bottom w:val="single" w:sz="1" w:space="0" w:color="DDDDDD"/>
+              <w:right w:val="single" w:sz="1" w:space="0" w:color="DDDDDD"/>
+            </w:tcBorders>
+            <w:shd w:val="clear" w:color="auto" w:fill="FAF7F2"/>
+            <w:tcMar>
+              <w:top w:w="80" w:type="dxa"/>
+              <w:left w:w="120" w:type="dxa"/>
+              <w:bottom w:w="80" w:type="dxa"/>
+              <w:right w:w="120" w:type="dxa"/>
+            </w:tcMar>
+          </w:tcPr>
+          <w:p>
+            <w:r>
+              <w:rPr>
+                <w:color w:val="2B2B2B"/>
+                <w:sz w:val="20"/>
+                <w:szCs w:val="20"/>
+              </w:rPr>
+              <w:t>Own + Google sync</w:t>
+            </w:r>
+          </w:p>
+        </w:tc>
+        <w:tc>
+          <w:tcPr>
+            <w:tcW w:w="2626" w:type="dxa"/>
+            <w:tcBorders>
+              <w:top w:val="single" w:sz="1" w:space="0" w:color="DDDDDD"/>
+              <w:left w:val="single" w:sz="1" w:space="0" w:color="DDDDDD"/>
+              <w:bottom w:val="single" w:sz="1" w:space="0" w:color="DDDDDD"/>
+              <w:right w:val="single" w:sz="1" w:space="0" w:color="DDDDDD"/>
+            </w:tcBorders>
+            <w:shd w:val="clear" w:color="auto" w:fill="FAF7F2"/>
+            <w:tcMar>
+              <w:top w:w="80" w:type="dxa"/>
+              <w:left w:w="120" w:type="dxa"/>
+              <w:bottom w:w="80" w:type="dxa"/>
+              <w:right w:w="120" w:type="dxa"/>
+            </w:tcMar>
+          </w:tcPr>
+          <w:p>
+            <w:r>
+              <w:rPr>
+                <w:color w:val="2B2B2B"/>
+                <w:sz w:val="20"/>
+                <w:szCs w:val="20"/>
+              </w:rPr>
+              <w:t>Own + Google sync</w:t>
+            </w:r>
+          </w:p>
+        </w:tc>
+      </w:tr>
+      <w:tr>
+        <w:tblPrEx>
+          <w:tblCellMar>
+            <w:top w:w="0" w:type="dxa"/>
+            <w:bottom w:w="0" w:type="dxa"/>
+          </w:tblCellMar>
+        </w:tblPrEx>
+        <w:tc>
+          <w:tcPr>
+            <w:tcW w:w="2800" w:type="dxa"/>
+            <w:tcBorders>
+              <w:top w:val="single" w:sz="1" w:space="0" w:color="DDDDDD"/>
+              <w:left w:val="single" w:sz="1" w:space="0" w:color="DDDDDD"/>
+              <w:bottom w:val="single" w:sz="1" w:space="0" w:color="DDDDDD"/>
+              <w:right w:val="single" w:sz="1" w:space="0" w:color="DDDDDD"/>
+            </w:tcBorders>
+            <w:shd w:val="clear" w:color="auto" w:fill="FFFFFF"/>
+            <w:tcMar>
+              <w:top w:w="80" w:type="dxa"/>
+              <w:left w:w="120" w:type="dxa"/>
+              <w:bottom w:w="80" w:type="dxa"/>
+              <w:right w:w="120" w:type="dxa"/>
+            </w:tcMar>
+          </w:tcPr>
+          <w:p>
+            <w:r>
+              <w:rPr>
+                <w:color w:val="2B2B2B"/>
+                <w:sz w:val="20"/>
+                <w:szCs w:val="20"/>
+              </w:rPr>
+              <w:t>Brands</w:t>
+            </w:r>
+          </w:p>
+        </w:tc>
+        <w:tc>
+          <w:tcPr>
+            <w:tcW w:w="1800" w:type="dxa"/>
+            <w:tcBorders>
+              <w:top w:val="single" w:sz="1" w:space="0" w:color="DDDDDD"/>
+              <w:left w:val="single" w:sz="1" w:space="0" w:color="DDDDDD"/>
+              <w:bottom w:val="single" w:sz="1" w:space="0" w:color="DDDDDD"/>
+              <w:right w:val="single" w:sz="1" w:space="0" w:color="DDDDDD"/>
+            </w:tcBorders>
+            <w:shd w:val="clear" w:color="auto" w:fill="FFFFFF"/>
+            <w:tcMar>
+              <w:top w:w="80" w:type="dxa"/>
+              <w:left w:w="120" w:type="dxa"/>
+              <w:bottom w:w="80" w:type="dxa"/>
+              <w:right w:w="120" w:type="dxa"/>
+            </w:tcMar>
+          </w:tcPr>
+          <w:p>
+            <w:r>
+              <w:rPr>
+                <w:color w:val="2B2B2B"/>
+                <w:sz w:val="20"/>
+                <w:szCs w:val="20"/>
+              </w:rPr>
+              <w:t>View + Edit + Add + Log meeting</w:t>
+            </w:r>
+          </w:p>
+        </w:tc>
+        <w:tc>
+          <w:tcPr>
+            <w:tcW w:w="1800" w:type="dxa"/>
+            <w:tcBorders>
+              <w:top w:val="single" w:sz="1" w:space="0" w:color="DDDDDD"/>
+              <w:left w:val="single" w:sz="1" w:space="0" w:color="DDDDDD"/>
+              <w:bottom w:val="single" w:sz="1" w:space="0" w:color="DDDDDD"/>
+              <w:right w:val="single" w:sz="1" w:space="0" w:color="DDDDDD"/>
+            </w:tcBorders>
+            <w:shd w:val="clear" w:color="auto" w:fill="FFFFFF"/>
+            <w:tcMar>
+              <w:top w:w="80" w:type="dxa"/>
+              <w:left w:w="120" w:type="dxa"/>
+              <w:bottom w:w="80" w:type="dxa"/>
+              <w:right w:w="120" w:type="dxa"/>
+            </w:tcMar>
+          </w:tcPr>
+          <w:p>
+            <w:r>
+              <w:rPr>
+                <w:color w:val="2B2B2B"/>
+                <w:sz w:val="20"/>
+                <w:szCs w:val="20"/>
+              </w:rPr>
+              <w:t>View only</w:t>
+            </w:r>
+          </w:p>
+        </w:tc>
+        <w:tc>
+          <w:tcPr>
+            <w:tcW w:w="2626" w:type="dxa"/>
+            <w:tcBorders>
+              <w:top w:val="single" w:sz="1" w:space="0" w:color="DDDDDD"/>
+              <w:left w:val="single" w:sz="1" w:space="0" w:color="DDDDDD"/>
+              <w:bottom w:val="single" w:sz="1" w:space="0" w:color="DDDDDD"/>
+              <w:right w:val="single" w:sz="1" w:space="0" w:color="DDDDDD"/>
+            </w:tcBorders>
+            <w:shd w:val="clear" w:color="auto" w:fill="FFFFFF"/>
+            <w:tcMar>
+              <w:top w:w="80" w:type="dxa"/>
+              <w:left w:w="120" w:type="dxa"/>
+              <w:bottom w:w="80" w:type="dxa"/>
+              <w:right w:w="120" w:type="dxa"/>
+            </w:tcMar>
+          </w:tcPr>
+          <w:p>
+            <w:r>
+              <w:rPr>
+                <w:color w:val="2B2B2B"/>
+                <w:sz w:val="20"/>
+                <w:szCs w:val="20"/>
+              </w:rPr>
+              <w:t>View only</w:t>
+            </w:r>
+          </w:p>
+        </w:tc>
+      </w:tr>
+      <w:tr>
+        <w:tblPrEx>
+          <w:tblCellMar>
+            <w:top w:w="0" w:type="dxa"/>
+            <w:bottom w:w="0" w:type="dxa"/>
+          </w:tblCellMar>
+        </w:tblPrEx>
+        <w:tc>
+          <w:tcPr>
+            <w:tcW w:w="2800" w:type="dxa"/>
+            <w:tcBorders>
+              <w:top w:val="single" w:sz="1" w:space="0" w:color="DDDDDD"/>
+              <w:left w:val="single" w:sz="1" w:space="0" w:color="DDDDDD"/>
+              <w:bottom w:val="single" w:sz="1" w:space="0" w:color="DDDDDD"/>
+              <w:right w:val="single" w:sz="1" w:space="0" w:color="DDDDDD"/>
+            </w:tcBorders>
+            <w:shd w:val="clear" w:color="auto" w:fill="FAF7F2"/>
+            <w:tcMar>
+              <w:top w:w="80" w:type="dxa"/>
+              <w:left w:w="120" w:type="dxa"/>
+              <w:bottom w:w="80" w:type="dxa"/>
+              <w:right w:w="120" w:type="dxa"/>
+            </w:tcMar>
+          </w:tcPr>
+          <w:p>
+            <w:r>
+              <w:rPr>
+                <w:color w:val="2B2B2B"/>
+                <w:sz w:val="20"/>
+                <w:szCs w:val="20"/>
+              </w:rPr>
+              <w:t>Briefings</w:t>
+            </w:r>
+          </w:p>
+        </w:tc>
+        <w:tc>
+          <w:tcPr>
+            <w:tcW w:w="1800" w:type="dxa"/>
+            <w:tcBorders>
+              <w:top w:val="single" w:sz="1" w:space="0" w:color="DDDDDD"/>
+              <w:left w:val="single" w:sz="1" w:space="0" w:color="DDDDDD"/>
+              <w:bottom w:val="single" w:sz="1" w:space="0" w:color="DDDDDD"/>
+              <w:right w:val="single" w:sz="1" w:space="0" w:color="DDDDDD"/>
+            </w:tcBorders>
+            <w:shd w:val="clear" w:color="auto" w:fill="FAF7F2"/>
+            <w:tcMar>
+              <w:top w:w="80" w:type="dxa"/>
+              <w:left w:w="120" w:type="dxa"/>
+              <w:bottom w:w="80" w:type="dxa"/>
+              <w:right w:w="120" w:type="dxa"/>
+            </w:tcMar>
+          </w:tcPr>
+          <w:p>
+            <w:r>
+              <w:rPr>
+                <w:color w:val="2B2B2B"/>
+                <w:sz w:val="20"/>
+                <w:szCs w:val="20"/>
+              </w:rPr>
+              <w:t>View all</w:t>
+            </w:r>
+          </w:p>
+        </w:tc>
+        <w:tc>
+          <w:tcPr>
+            <w:tcW w:w="1800" w:type="dxa"/>
+            <w:tcBorders>
+              <w:top w:val="single" w:sz="1" w:space="0" w:color="DDDDDD"/>
+              <w:left w:val="single" w:sz="1" w:space="0" w:color="DDDDDD"/>
+              <w:bottom w:val="single" w:sz="1" w:space="0" w:color="DDDDDD"/>
+              <w:right w:val="single" w:sz="1" w:space="0" w:color="DDDDDD"/>
+            </w:tcBorders>
+            <w:shd w:val="clear" w:color="auto" w:fill="FAF7F2"/>
+            <w:tcMar>
+              <w:top w:w="80" w:type="dxa"/>
+              <w:left w:w="120" w:type="dxa"/>
+              <w:bottom w:w="80" w:type="dxa"/>
+              <w:right w:w="120" w:type="dxa"/>
+            </w:tcMar>
+          </w:tcPr>
+          <w:p>
+            <w:r>
+              <w:rPr>
+                <w:color w:val="2B2B2B"/>
+                <w:sz w:val="20"/>
+                <w:szCs w:val="20"/>
+              </w:rPr>
+              <w:t>View all</w:t>
+            </w:r>
+          </w:p>
+        </w:tc>
+        <w:tc>
+          <w:tcPr>
+            <w:tcW w:w="2626" w:type="dxa"/>
+            <w:tcBorders>
+              <w:top w:val="single" w:sz="1" w:space="0" w:color="DDDDDD"/>
+              <w:left w:val="single" w:sz="1" w:space="0" w:color="DDDDDD"/>
+              <w:bottom w:val="single" w:sz="1" w:space="0" w:color="DDDDDD"/>
+              <w:right w:val="single" w:sz="1" w:space="0" w:color="DDDDDD"/>
+            </w:tcBorders>
+            <w:shd w:val="clear" w:color="auto" w:fill="FAF7F2"/>
+            <w:tcMar>
+              <w:top w:w="80" w:type="dxa"/>
+              <w:left w:w="120" w:type="dxa"/>
+              <w:bottom w:w="80" w:type="dxa"/>
+              <w:right w:w="120" w:type="dxa"/>
+            </w:tcMar>
+          </w:tcPr>
+          <w:p>
+            <w:r>
+              <w:rPr>
+                <w:color w:val="2B2B2B"/>
+                <w:sz w:val="20"/>
+                <w:szCs w:val="20"/>
+              </w:rPr>
+              <w:t>View all</w:t>
+            </w:r>
+          </w:p>
+        </w:tc>
+      </w:tr>
+      <w:tr>
+        <w:tblPrEx>
+          <w:tblCellMar>
+            <w:top w:w="0" w:type="dxa"/>
+            <w:bottom w:w="0" w:type="dxa"/>
+          </w:tblCellMar>
+        </w:tblPrEx>
+        <w:tc>
+          <w:tcPr>
+            <w:tcW w:w="2800" w:type="dxa"/>
+            <w:tcBorders>
+              <w:top w:val="single" w:sz="1" w:space="0" w:color="DDDDDD"/>
+              <w:left w:val="single" w:sz="1" w:space="0" w:color="DDDDDD"/>
+              <w:bottom w:val="single" w:sz="1" w:space="0" w:color="DDDDDD"/>
+              <w:right w:val="single" w:sz="1" w:space="0" w:color="DDDDDD"/>
+            </w:tcBorders>
+            <w:shd w:val="clear" w:color="auto" w:fill="FFFFFF"/>
+            <w:tcMar>
+              <w:top w:w="80" w:type="dxa"/>
+              <w:left w:w="120" w:type="dxa"/>
+              <w:bottom w:w="80" w:type="dxa"/>
+              <w:right w:w="120" w:type="dxa"/>
+            </w:tcMar>
+          </w:tcPr>
+          <w:p>
+            <w:r>
+              <w:rPr>
+                <w:color w:val="2B2B2B"/>
+                <w:sz w:val="20"/>
+                <w:szCs w:val="20"/>
+              </w:rPr>
+              <w:t>Team</w:t>
+            </w:r>
+          </w:p>
+        </w:tc>
+        <w:tc>
+          <w:tcPr>
+            <w:tcW w:w="1800" w:type="dxa"/>
+            <w:tcBorders>
+              <w:top w:val="single" w:sz="1" w:space="0" w:color="DDDDDD"/>
+              <w:left w:val="single" w:sz="1" w:space="0" w:color="DDDDDD"/>
+              <w:bottom w:val="single" w:sz="1" w:space="0" w:color="DDDDDD"/>
+              <w:right w:val="single" w:sz="1" w:space="0" w:color="DDDDDD"/>
+            </w:tcBorders>
+            <w:shd w:val="clear" w:color="auto" w:fill="FFFFFF"/>
+            <w:tcMar>
+              <w:top w:w="80" w:type="dxa"/>
+              <w:left w:w="120" w:type="dxa"/>
+              <w:bottom w:w="80" w:type="dxa"/>
+              <w:right w:w="120" w:type="dxa"/>
+            </w:tcMar>
+          </w:tcPr>
+          <w:p>
+            <w:r>
+              <w:rPr>
+                <w:color w:val="2B2B2B"/>
+                <w:sz w:val="20"/>
+                <w:szCs w:val="20"/>
+              </w:rPr>
+              <w:t>View all + Add person</w:t>
+            </w:r>
+          </w:p>
+        </w:tc>
+        <w:tc>
+          <w:tcPr>
+            <w:tcW w:w="1800" w:type="dxa"/>
+            <w:tcBorders>
+              <w:top w:val="single" w:sz="1" w:space="0" w:color="DDDDDD"/>
+              <w:left w:val="single" w:sz="1" w:space="0" w:color="DDDDDD"/>
+              <w:bottom w:val="single" w:sz="1" w:space="0" w:color="DDDDDD"/>
+              <w:right w:val="single" w:sz="1" w:space="0" w:color="DDDDDD"/>
+            </w:tcBorders>
+            <w:shd w:val="clear" w:color="auto" w:fill="FFFFFF"/>
+            <w:tcMar>
+              <w:top w:w="80" w:type="dxa"/>
+              <w:left w:w="120" w:type="dxa"/>
+              <w:bottom w:w="80" w:type="dxa"/>
+              <w:right w:w="120" w:type="dxa"/>
+            </w:tcMar>
+          </w:tcPr>
+          <w:p>
+            <w:r>
+              <w:rPr>
+                <w:color w:val="2B2B2B"/>
+                <w:sz w:val="20"/>
+                <w:szCs w:val="20"/>
+              </w:rPr>
+              <w:t>No</w:t>
+            </w:r>
+          </w:p>
+        </w:tc>
+        <w:tc>
+          <w:tcPr>
+            <w:tcW w:w="2626" w:type="dxa"/>
+            <w:tcBorders>
+              <w:top w:val="single" w:sz="1" w:space="0" w:color="DDDDDD"/>
+              <w:left w:val="single" w:sz="1" w:space="0" w:color="DDDDDD"/>
+              <w:bottom w:val="single" w:sz="1" w:space="0" w:color="DDDDDD"/>
+              <w:right w:val="single" w:sz="1" w:space="0" w:color="DDDDDD"/>
+            </w:tcBorders>
+            <w:shd w:val="clear" w:color="auto" w:fill="FFFFFF"/>
+            <w:tcMar>
+              <w:top w:w="80" w:type="dxa"/>
+              <w:left w:w="120" w:type="dxa"/>
+              <w:bottom w:w="80" w:type="dxa"/>
+              <w:right w:w="120" w:type="dxa"/>
+            </w:tcMar>
+          </w:tcPr>
+          <w:p>
+            <w:r>
+              <w:rPr>
+                <w:color w:val="2B2B2B"/>
+                <w:sz w:val="20"/>
+                <w:szCs w:val="20"/>
+              </w:rPr>
+              <w:t>No</w:t>
+            </w:r>
+          </w:p>
+        </w:tc>
+      </w:tr>
+      <w:tr>
+        <w:tblPrEx>
+          <w:tblCellMar>
+            <w:top w:w="0" w:type="dxa"/>
+            <w:bottom w:w="0" w:type="dxa"/>
+          </w:tblCellMar>
+        </w:tblPrEx>
+        <w:tc>
+          <w:tcPr>
+            <w:tcW w:w="2800" w:type="dxa"/>
+            <w:tcBorders>
+              <w:top w:val="single" w:sz="1" w:space="0" w:color="DDDDDD"/>
+              <w:left w:val="single" w:sz="1" w:space="0" w:color="DDDDDD"/>
+              <w:bottom w:val="single" w:sz="1" w:space="0" w:color="DDDDDD"/>
+              <w:right w:val="single" w:sz="1" w:space="0" w:color="DDDDDD"/>
+            </w:tcBorders>
+            <w:shd w:val="clear" w:color="auto" w:fill="FAF7F2"/>
+            <w:tcMar>
+              <w:top w:w="80" w:type="dxa"/>
+              <w:left w:w="120" w:type="dxa"/>
+              <w:bottom w:w="80" w:type="dxa"/>
+              <w:right w:w="120" w:type="dxa"/>
+            </w:tcMar>
+          </w:tcPr>
+          <w:p>
+            <w:r>
+              <w:rPr>
+                <w:color w:val="2B2B2B"/>
+                <w:sz w:val="20"/>
+                <w:szCs w:val="20"/>
+              </w:rPr>
+              <w:t>Analytics</w:t>
+            </w:r>
+          </w:p>
+        </w:tc>
+        <w:tc>
+          <w:tcPr>
+            <w:tcW w:w="1800" w:type="dxa"/>
+            <w:tcBorders>
+              <w:top w:val="single" w:sz="1" w:space="0" w:color="DDDDDD"/>
+              <w:left w:val="single" w:sz="1" w:space="0" w:color="DDDDDD"/>
+              <w:bottom w:val="single" w:sz="1" w:space="0" w:color="DDDDDD"/>
+              <w:right w:val="single" w:sz="1" w:space="0" w:color="DDDDDD"/>
+            </w:tcBorders>
+            <w:shd w:val="clear" w:color="auto" w:fill="FAF7F2"/>
+            <w:tcMar>
+              <w:top w:w="80" w:type="dxa"/>
+              <w:left w:w="120" w:type="dxa"/>
+              <w:bottom w:w="80" w:type="dxa"/>
+              <w:right w:w="120" w:type="dxa"/>
+            </w:tcMar>
+          </w:tcPr>
+          <w:p>
+            <w:r>
+              <w:rPr>
+                <w:color w:val="2B2B2B"/>
+                <w:sz w:val="20"/>
+                <w:szCs w:val="20"/>
+              </w:rPr>
+              <w:t>Full team + export</w:t>
+            </w:r>
+          </w:p>
+        </w:tc>
+        <w:tc>
+          <w:tcPr>
+            <w:tcW w:w="1800" w:type="dxa"/>
+            <w:tcBorders>
+              <w:top w:val="single" w:sz="1" w:space="0" w:color="DDDDDD"/>
+              <w:left w:val="single" w:sz="1" w:space="0" w:color="DDDDDD"/>
+              <w:bottom w:val="single" w:sz="1" w:space="0" w:color="DDDDDD"/>
+              <w:right w:val="single" w:sz="1" w:space="0" w:color="DDDDDD"/>
+            </w:tcBorders>
+            <w:shd w:val="clear" w:color="auto" w:fill="FAF7F2"/>
+            <w:tcMar>
+              <w:top w:w="80" w:type="dxa"/>
+              <w:left w:w="120" w:type="dxa"/>
+              <w:bottom w:w="80" w:type="dxa"/>
+              <w:right w:w="120" w:type="dxa"/>
+            </w:tcMar>
+          </w:tcPr>
+          <w:p>
+            <w:r>
+              <w:rPr>
+                <w:color w:val="2B2B2B"/>
+                <w:sz w:val="20"/>
+                <w:szCs w:val="20"/>
+              </w:rPr>
+              <w:t>Own stats only</w:t>
+            </w:r>
+          </w:p>
+        </w:tc>
+        <w:tc>
+          <w:tcPr>
+            <w:tcW w:w="2626" w:type="dxa"/>
+            <w:tcBorders>
+              <w:top w:val="single" w:sz="1" w:space="0" w:color="DDDDDD"/>
+              <w:left w:val="single" w:sz="1" w:space="0" w:color="DDDDDD"/>
+              <w:bottom w:val="single" w:sz="1" w:space="0" w:color="DDDDDD"/>
+              <w:right w:val="single" w:sz="1" w:space="0" w:color="DDDDDD"/>
+            </w:tcBorders>
+            <w:shd w:val="clear" w:color="auto" w:fill="FAF7F2"/>
+            <w:tcMar>
+              <w:top w:w="80" w:type="dxa"/>
+              <w:left w:w="120" w:type="dxa"/>
+              <w:bottom w:w="80" w:type="dxa"/>
+              <w:right w:w="120" w:type="dxa"/>
+            </w:tcMar>
+          </w:tcPr>
+          <w:p>
+            <w:r>
+              <w:rPr>
+                <w:color w:val="2B2B2B"/>
+                <w:sz w:val="20"/>
+                <w:szCs w:val="20"/>
+              </w:rPr>
+              <w:t>Own stats only</w:t>
+            </w:r>
+          </w:p>
+        </w:tc>
+      </w:tr>
+      <w:tr>
+        <w:tblPrEx>
+          <w:tblCellMar>
+            <w:top w:w="0" w:type="dxa"/>
+            <w:bottom w:w="0" w:type="dxa"/>
+          </w:tblCellMar>
+        </w:tblPrEx>
+        <w:tc>
+          <w:tcPr>
+            <w:tcW w:w="2800" w:type="dxa"/>
+            <w:tcBorders>
+              <w:top w:val="single" w:sz="1" w:space="0" w:color="DDDDDD"/>
+              <w:left w:val="single" w:sz="1" w:space="0" w:color="DDDDDD"/>
+              <w:bottom w:val="single" w:sz="1" w:space="0" w:color="DDDDDD"/>
+              <w:right w:val="single" w:sz="1" w:space="0" w:color="DDDDDD"/>
+            </w:tcBorders>
+            <w:shd w:val="clear" w:color="auto" w:fill="FFFFFF"/>
+            <w:tcMar>
+              <w:top w:w="80" w:type="dxa"/>
+              <w:left w:w="120" w:type="dxa"/>
+              <w:bottom w:w="80" w:type="dxa"/>
+              <w:right w:w="120" w:type="dxa"/>
+            </w:tcMar>
+          </w:tcPr>
+          <w:p>
+            <w:r>
+              <w:rPr>
+                <w:color w:val="2B2B2B"/>
+                <w:sz w:val="20"/>
+                <w:szCs w:val="20"/>
+              </w:rPr>
+              <w:lastRenderedPageBreak/>
+              <w:t>Approve/Reject</w:t>
+            </w:r>
+          </w:p>
+        </w:tc>
+        <w:tc>
+          <w:tcPr>
+            <w:tcW w:w="1800" w:type="dxa"/>
+            <w:tcBorders>
+              <w:top w:val="single" w:sz="1" w:space="0" w:color="DDDDDD"/>
+              <w:left w:val="single" w:sz="1" w:space="0" w:color="DDDDDD"/>
+              <w:bottom w:val="single" w:sz="1" w:space="0" w:color="DDDDDD"/>
+              <w:right w:val="single" w:sz="1" w:space="0" w:color="DDDDDD"/>
+            </w:tcBorders>
+            <w:shd w:val="clear" w:color="auto" w:fill="FFFFFF"/>
+            <w:tcMar>
+              <w:top w:w="80" w:type="dxa"/>
+              <w:left w:w="120" w:type="dxa"/>
+              <w:bottom w:w="80" w:type="dxa"/>
+              <w:right w:w="120" w:type="dxa"/>
+            </w:tcMar>
+          </w:tcPr>
+          <w:p>
+            <w:r>
+              <w:rPr>
+                <w:color w:val="2B2B2B"/>
+                <w:sz w:val="20"/>
+                <w:szCs w:val="20"/>
+              </w:rPr>
+              <w:t>Yes (if reviewer)</w:t>
+            </w:r>
+          </w:p>
+        </w:tc>
+        <w:tc>
+          <w:tcPr>
+            <w:tcW w:w="1800" w:type="dxa"/>
+            <w:tcBorders>
+              <w:top w:val="single" w:sz="1" w:space="0" w:color="DDDDDD"/>
+              <w:left w:val="single" w:sz="1" w:space="0" w:color="DDDDDD"/>
+              <w:bottom w:val="single" w:sz="1" w:space="0" w:color="DDDDDD"/>
+              <w:right w:val="single" w:sz="1" w:space="0" w:color="DDDDDD"/>
+            </w:tcBorders>
+            <w:shd w:val="clear" w:color="auto" w:fill="FFFFFF"/>
+            <w:tcMar>
+              <w:top w:w="80" w:type="dxa"/>
+              <w:left w:w="120" w:type="dxa"/>
+              <w:bottom w:w="80" w:type="dxa"/>
+              <w:right w:w="120" w:type="dxa"/>
+            </w:tcMar>
+          </w:tcPr>
+          <w:p>
+            <w:r>
+              <w:rPr>
+                <w:color w:val="2B2B2B"/>
+                <w:sz w:val="20"/>
+                <w:szCs w:val="20"/>
+              </w:rPr>
+              <w:t>No</w:t>
+            </w:r>
+          </w:p>
+        </w:tc>
+        <w:tc>
+          <w:tcPr>
+            <w:tcW w:w="2626" w:type="dxa"/>
+            <w:tcBorders>
+              <w:top w:val="single" w:sz="1" w:space="0" w:color="DDDDDD"/>
+              <w:left w:val="single" w:sz="1" w:space="0" w:color="DDDDDD"/>
+              <w:bottom w:val="single" w:sz="1" w:space="0" w:color="DDDDDD"/>
+              <w:right w:val="single" w:sz="1" w:space="0" w:color="DDDDDD"/>
+            </w:tcBorders>
+            <w:shd w:val="clear" w:color="auto" w:fill="FFFFFF"/>
+            <w:tcMar>
+              <w:top w:w="80" w:type="dxa"/>
+              <w:left w:w="120" w:type="dxa"/>
+              <w:bottom w:w="80" w:type="dxa"/>
+              <w:right w:w="120" w:type="dxa"/>
+            </w:tcMar>
+          </w:tcPr>
+          <w:p>
+            <w:r>
+              <w:rPr>
+                <w:color w:val="2B2B2B"/>
+                <w:sz w:val="20"/>
+                <w:szCs w:val="20"/>
+              </w:rPr>
+              <w:t>Yes (assigned tasks)</w:t>
+            </w:r>
+          </w:p>
+        </w:tc>
+      </w:tr>
+    </w:tbl>
+    <w:p>
+      <w:r>
+        <w:br w:type="page"/>
+      </w:r>
+    </w:p>
+    <w:p>
+      <w:pPr>
+        <w:pStyle w:val="Heading1"/>
+      </w:pPr>
+      <w:r>
+        <w:lastRenderedPageBreak/>
+        <w:t>9. Future Scope</w:t>
+      </w:r>
+    </w:p>
+    <w:p>
+      <w:pPr>
+        <w:pStyle w:val="Heading2"/>
+      </w:pPr>
+      <w:r>
+        <w:t>8.1 Pending from Current Build</w:t>
+      </w:r>
+    </w:p>
+    <w:tbl>
+      <w:tblPr>
+        <w:tblW w:w="9026" w:type="dxa"/>
+        <w:tblBorders>
+          <w:top w:val="single" w:sz="4" w:space="0" w:color="auto"/>
+          <w:left w:val="single" w:sz="4" w:space="0" w:color="auto"/>
+          <w:bottom w:val="single" w:sz="4" w:space="0" w:color="auto"/>
+          <w:right w:val="single" w:sz="4" w:space="0" w:color="auto"/>
+          <w:insideH w:val="single" w:sz="4" w:space="0" w:color="auto"/>
+          <w:insideV w:val="single" w:sz="4" w:space="0" w:color="auto"/>
+        </w:tblBorders>
+        <w:tblCellMar>
+          <w:left w:w="10" w:type="dxa"/>
+          <w:right w:w="10" w:type="dxa"/>
+        </w:tblCellMar>
+        <w:tblLook w:val="04A0" w:firstRow="1" w:lastRow="0" w:firstColumn="1" w:lastColumn="0" w:noHBand="0" w:noVBand="1"/>
       </w:tblPr>
       <w:tblGrid>
         <w:gridCol w:w="3000"/>
@@ -11318,7 +15257,7 @@
           <w:left w:w="10" w:type="dxa"/>
           <w:right w:w="10" w:type="dxa"/>
         </w:tblCellMar>
-        <w:tblLook w:val="0000" w:firstRow="0" w:lastRow="0" w:firstColumn="0" w:lastColumn="0" w:noHBand="0" w:noVBand="0"/>
+        <w:tblLook w:val="04A0" w:firstRow="1" w:lastRow="0" w:firstColumn="1" w:lastColumn="0" w:noHBand="0" w:noVBand="1"/>
       </w:tblPr>
       <w:tblGrid>
         <w:gridCol w:w="3000"/>
@@ -12227,7 +16166,7 @@
           <w:left w:w="10" w:type="dxa"/>
           <w:right w:w="10" w:type="dxa"/>
         </w:tblCellMar>
-        <w:tblLook w:val="0000" w:firstRow="0" w:lastRow="0" w:firstColumn="0" w:lastColumn="0" w:noHBand="0" w:noVBand="0"/>
+        <w:tblLook w:val="04A0" w:firstRow="1" w:lastRow="0" w:firstColumn="1" w:lastColumn="0" w:noHBand="0" w:noVBand="1"/>
       </w:tblPr>
       <w:tblGrid>
         <w:gridCol w:w="2500"/>
@@ -13187,7 +17126,7 @@
           <w:left w:w="10" w:type="dxa"/>
           <w:right w:w="10" w:type="dxa"/>
         </w:tblCellMar>
-        <w:tblLook w:val="0000" w:firstRow="0" w:lastRow="0" w:firstColumn="0" w:lastColumn="0" w:noHBand="0" w:noVBand="0"/>
+        <w:tblLook w:val="04A0" w:firstRow="1" w:lastRow="0" w:firstColumn="1" w:lastColumn="0" w:noHBand="0" w:noVBand="1"/>
       </w:tblPr>
       <w:tblGrid>
         <w:gridCol w:w="2000"/>
@@ -13985,10 +17924,10 @@
 <file path=word/numbering.xml><?xml version="1.0" encoding="utf-8"?>
 <w:numbering xmlns:wpc="http://schemas.microsoft.com/office/word/2010/wordprocessingCanvas" xmlns:cx="http://schemas.microsoft.com/office/drawing/2014/chartex" xmlns:cx1="http://schemas.microsoft.com/office/drawing/2015/9/8/chartex" xmlns:cx2="http://schemas.microsoft.com/office/drawing/2015/10/21/chartex" xmlns:cx3="http://schemas.microsoft.com/office/drawing/2016/5/9/chartex" xmlns:cx4="http://schemas.microsoft.com/office/drawing/2016/5/10/chartex" xmlns:cx5="http://schemas.microsoft.com/office/drawing/2016/5/11/chartex" xmlns:cx6="http://schemas.microsoft.com/office/drawing/2016/5/12/chartex" xmlns:cx7="http://schemas.microsoft.com/office/drawing/2016/5/13/chartex" xmlns:cx8="http://schemas.microsoft.com/office/drawing/2016/5/14/chartex" xmlns:mc="http://schemas.openxmlformats.org/markup-compatibility/2006" xmlns:aink="http://schemas.microsoft.com/office/drawing/2016/ink" xmlns:am3d="http://schemas.microsoft.com/office/drawing/2017/model3d" xmlns:o="urn:schemas-microsoft-com:office:office" xmlns:oel="http://schemas.microsoft.com/office/2019/extlst" xmlns:r="http://schemas.openxmlformats.org/officeDocument/2006/relationships" xmlns:m="http://schemas.openxmlformats.org/officeDocument/2006/math" xmlns:v="urn:schemas-microsoft-com:vml" xmlns:wp14="http://schemas.microsoft.com/office/word/2010/wordprocessingDrawing" xmlns:wp="http://schemas.openxmlformats.org/drawingml/2006/wordprocessingDrawing" xmlns:w10="urn:schemas-microsoft-com:office:word" xmlns:w="http://schemas.openxmlformats.org/wordprocessingml/2006/main" xmlns:w14="http://schemas.microsoft.com/office/word/2010/wordml" xmlns:w15="http://schemas.microsoft.com/office/word/2012/wordml" xmlns:w16cex="http://schemas.microsoft.com/office/word/2018/wordml/cex" xmlns:w16cid="http://schemas.microsoft.com/office/word/2016/wordml/cid" xmlns:w16="http://schemas.microsoft.com/office/word/2018/wordml" xmlns:w16du="http://schemas.microsoft.com/office/word/2023/wordml/word16du" xmlns:w16sdtdh="http://schemas.microsoft.com/office/word/2020/wordml/sdtdatahash" xmlns:w16sdtfl="http://schemas.microsoft.com/office/word/2024/wordml/sdtformatlock" xmlns:w16se="http://schemas.microsoft.com/office/word/2015/wordml/symex" xmlns:wpg="http://schemas.microsoft.com/office/word/2010/wordprocessingGroup" xmlns:wpi="http://schemas.microsoft.com/office/word/2010/wordprocessingInk" xmlns:wne="http://schemas.microsoft.com/office/word/2006/wordml" xmlns:wps="http://schemas.microsoft.com/office/word/2010/wordprocessingShape" mc:Ignorable="w14 w15 w16se w16cid w16 w16cex w16sdtdh w16sdtfl w16du wp14">
   <w:abstractNum w:abstractNumId="0" w15:restartNumberingAfterBreak="0">
-    <w:nsid w:val="208D799D"/>
+    <w:nsid w:val="2AFC49E8"/>
     <w:multiLevelType w:val="hybridMultilevel"/>
-    <w:tmpl w:val="2FD43254"/>
-    <w:lvl w:ilvl="0" w:tplc="0F0CA190">
+    <w:tmpl w:val="B1E40028"/>
+    <w:lvl w:ilvl="0" w:tplc="4DA41EB4">
       <w:start w:val="1"/>
       <w:numFmt w:val="bullet"/>
       <w:lvlText w:val="●"/>
@@ -13997,7 +17936,7 @@
         <w:ind w:left="720" w:hanging="360"/>
       </w:pPr>
     </w:lvl>
-    <w:lvl w:ilvl="1" w:tplc="BEF660D0">
+    <w:lvl w:ilvl="1" w:tplc="3C5E2EB6">
       <w:start w:val="1"/>
       <w:numFmt w:val="bullet"/>
       <w:lvlText w:val="○"/>
@@ -14006,7 +17945,7 @@
         <w:ind w:left="1440" w:hanging="360"/>
       </w:pPr>
     </w:lvl>
-    <w:lvl w:ilvl="2" w:tplc="7790344C">
+    <w:lvl w:ilvl="2" w:tplc="53320BF0">
       <w:start w:val="1"/>
       <w:numFmt w:val="bullet"/>
       <w:lvlText w:val="■"/>
@@ -14015,7 +17954,7 @@
         <w:ind w:left="2160" w:hanging="360"/>
       </w:pPr>
     </w:lvl>
-    <w:lvl w:ilvl="3" w:tplc="A740B062">
+    <w:lvl w:ilvl="3" w:tplc="6344B7F6">
       <w:start w:val="1"/>
       <w:numFmt w:val="bullet"/>
       <w:lvlText w:val="●"/>
@@ -14024,7 +17963,7 @@
         <w:ind w:left="2880" w:hanging="360"/>
       </w:pPr>
     </w:lvl>
-    <w:lvl w:ilvl="4" w:tplc="513CC6E8">
+    <w:lvl w:ilvl="4" w:tplc="E5348C30">
       <w:start w:val="1"/>
       <w:numFmt w:val="bullet"/>
       <w:lvlText w:val="○"/>
@@ -14033,7 +17972,7 @@
         <w:ind w:left="3600" w:hanging="360"/>
       </w:pPr>
     </w:lvl>
-    <w:lvl w:ilvl="5" w:tplc="573AA104">
+    <w:lvl w:ilvl="5" w:tplc="79EA8AAA">
       <w:start w:val="1"/>
       <w:numFmt w:val="bullet"/>
       <w:lvlText w:val="■"/>
@@ -14042,7 +17981,7 @@
         <w:ind w:left="4320" w:hanging="360"/>
       </w:pPr>
     </w:lvl>
-    <w:lvl w:ilvl="6" w:tplc="B5D656B4">
+    <w:lvl w:ilvl="6" w:tplc="05201BBC">
       <w:start w:val="1"/>
       <w:numFmt w:val="bullet"/>
       <w:lvlText w:val="●"/>
@@ -14051,7 +17990,7 @@
         <w:ind w:left="5040" w:hanging="360"/>
       </w:pPr>
     </w:lvl>
-    <w:lvl w:ilvl="7" w:tplc="B82AC5CE">
+    <w:lvl w:ilvl="7" w:tplc="56EE426A">
       <w:start w:val="1"/>
       <w:numFmt w:val="bullet"/>
       <w:lvlText w:val="●"/>
@@ -14060,7 +17999,7 @@
         <w:ind w:left="5760" w:hanging="360"/>
       </w:pPr>
     </w:lvl>
-    <w:lvl w:ilvl="8" w:tplc="17DCD66E">
+    <w:lvl w:ilvl="8" w:tplc="3642EF2E">
       <w:start w:val="1"/>
       <w:numFmt w:val="bullet"/>
       <w:lvlText w:val="●"/>
@@ -14071,10 +18010,10 @@
     </w:lvl>
   </w:abstractNum>
   <w:abstractNum w:abstractNumId="1" w15:restartNumberingAfterBreak="0">
-    <w:nsid w:val="69E43092"/>
+    <w:nsid w:val="7FCB74FE"/>
     <w:multiLevelType w:val="hybridMultilevel"/>
-    <w:tmpl w:val="FFC2544C"/>
-    <w:lvl w:ilvl="0" w:tplc="4CE0BE6C">
+    <w:tmpl w:val="ECCA9330"/>
+    <w:lvl w:ilvl="0" w:tplc="398E907C">
       <w:start w:val="1"/>
       <w:numFmt w:val="bullet"/>
       <w:lvlText w:val="•"/>
@@ -14083,54 +18022,54 @@
         <w:ind w:left="720" w:hanging="360"/>
       </w:pPr>
     </w:lvl>
-    <w:lvl w:ilvl="1" w:tplc="F04A1176">
+    <w:lvl w:ilvl="1" w:tplc="6D26E7F6">
       <w:numFmt w:val="decimal"/>
       <w:lvlText w:val=""/>
       <w:lvlJc w:val="left"/>
     </w:lvl>
-    <w:lvl w:ilvl="2" w:tplc="61543C60">
+    <w:lvl w:ilvl="2" w:tplc="5E30B262">
       <w:numFmt w:val="decimal"/>
       <w:lvlText w:val=""/>
       <w:lvlJc w:val="left"/>
     </w:lvl>
-    <w:lvl w:ilvl="3" w:tplc="7CCC4068">
+    <w:lvl w:ilvl="3" w:tplc="0D7EE338">
       <w:numFmt w:val="decimal"/>
       <w:lvlText w:val=""/>
       <w:lvlJc w:val="left"/>
     </w:lvl>
-    <w:lvl w:ilvl="4" w:tplc="4E90547A">
+    <w:lvl w:ilvl="4" w:tplc="9D6A6110">
       <w:numFmt w:val="decimal"/>
       <w:lvlText w:val=""/>
       <w:lvlJc w:val="left"/>
     </w:lvl>
-    <w:lvl w:ilvl="5" w:tplc="54A21C3C">
+    <w:lvl w:ilvl="5" w:tplc="1C5696D2">
       <w:numFmt w:val="decimal"/>
       <w:lvlText w:val=""/>
       <w:lvlJc w:val="left"/>
     </w:lvl>
-    <w:lvl w:ilvl="6" w:tplc="B450DD38">
+    <w:lvl w:ilvl="6" w:tplc="A47A4C70">
       <w:numFmt w:val="decimal"/>
       <w:lvlText w:val=""/>
       <w:lvlJc w:val="left"/>
     </w:lvl>
-    <w:lvl w:ilvl="7" w:tplc="3C3E856A">
+    <w:lvl w:ilvl="7" w:tplc="E07E023C">
       <w:numFmt w:val="decimal"/>
       <w:lvlText w:val=""/>
       <w:lvlJc w:val="left"/>
     </w:lvl>
-    <w:lvl w:ilvl="8" w:tplc="B066E306">
+    <w:lvl w:ilvl="8" w:tplc="2AE61EC0">
       <w:numFmt w:val="decimal"/>
       <w:lvlText w:val=""/>
       <w:lvlJc w:val="left"/>
     </w:lvl>
   </w:abstractNum>
-  <w:num w:numId="1" w16cid:durableId="2012022816">
+  <w:num w:numId="1" w16cid:durableId="509562133">
     <w:abstractNumId w:val="0"/>
     <w:lvlOverride w:ilvl="0">
       <w:startOverride w:val="1"/>
     </w:lvlOverride>
   </w:num>
-  <w:num w:numId="2" w16cid:durableId="770854389">
+  <w:num w:numId="2" w16cid:durableId="1150176632">
     <w:abstractNumId w:val="1"/>
     <w:lvlOverride w:ilvl="0">
       <w:startOverride w:val="1"/>
